--- a/LAPORAN PROYEK ANALISIS NON PROBABILITY SAMPLING PADA SURVEI ONLINE.docx
+++ b/LAPORAN PROYEK ANALISIS NON PROBABILITY SAMPLING PADA SURVEI ONLINE.docx
@@ -387,43 +387,17 @@
           <w:rFonts w:ascii="Times New Roman" w:hAnsi="Times New Roman" w:cs="Times New Roman"/>
           <w:sz w:val="28"/>
           <w:szCs w:val="28"/>
-        </w:rPr>
-      </w:pPr>
-      <w:proofErr w:type="spellStart"/>
+          <w:lang w:val="it-IT"/>
+        </w:rPr>
+      </w:pPr>
       <w:r>
         <w:rPr>
           <w:rFonts w:ascii="Times New Roman" w:hAnsi="Times New Roman" w:cs="Times New Roman"/>
           <w:sz w:val="28"/>
           <w:szCs w:val="28"/>
-        </w:rPr>
-        <w:t>Disusun</w:t>
-      </w:r>
-      <w:proofErr w:type="spellEnd"/>
-      <w:r>
-        <w:rPr>
-          <w:rFonts w:ascii="Times New Roman" w:hAnsi="Times New Roman" w:cs="Times New Roman"/>
-          <w:sz w:val="28"/>
-          <w:szCs w:val="28"/>
-        </w:rPr>
-        <w:t xml:space="preserve"> </w:t>
-      </w:r>
-      <w:proofErr w:type="gramStart"/>
-      <w:r>
-        <w:rPr>
-          <w:rFonts w:ascii="Times New Roman" w:hAnsi="Times New Roman" w:cs="Times New Roman"/>
-          <w:sz w:val="28"/>
-          <w:szCs w:val="28"/>
-        </w:rPr>
-        <w:t>Oleh :</w:t>
-      </w:r>
-      <w:proofErr w:type="gramEnd"/>
-      <w:r>
-        <w:rPr>
-          <w:rFonts w:ascii="Times New Roman" w:hAnsi="Times New Roman" w:cs="Times New Roman"/>
-          <w:sz w:val="28"/>
-          <w:szCs w:val="28"/>
-        </w:rPr>
-        <w:t xml:space="preserve"> </w:t>
+          <w:lang w:val="it-IT"/>
+        </w:rPr>
+        <w:t xml:space="preserve">Disusun Oleh : </w:t>
       </w:r>
     </w:p>
     <w:p>
@@ -438,6 +412,7 @@
           <w:rFonts w:ascii="Times New Roman" w:hAnsi="Times New Roman" w:cs="Times New Roman"/>
           <w:sz w:val="28"/>
           <w:szCs w:val="28"/>
+          <w:lang w:val="it-IT"/>
         </w:rPr>
       </w:pPr>
       <w:r>
@@ -445,6 +420,7 @@
           <w:rFonts w:ascii="Times New Roman" w:hAnsi="Times New Roman" w:cs="Times New Roman"/>
           <w:sz w:val="28"/>
           <w:szCs w:val="28"/>
+          <w:lang w:val="it-IT"/>
         </w:rPr>
         <w:t>Nama</w:t>
       </w:r>
@@ -453,6 +429,7 @@
           <w:rFonts w:ascii="Times New Roman" w:hAnsi="Times New Roman" w:cs="Times New Roman"/>
           <w:sz w:val="28"/>
           <w:szCs w:val="28"/>
+          <w:lang w:val="it-IT"/>
         </w:rPr>
         <w:tab/>
         <w:t>: Baiq Nayla Wulanda Ardiyanti</w:t>
@@ -470,6 +447,7 @@
           <w:rFonts w:ascii="Times New Roman" w:hAnsi="Times New Roman" w:cs="Times New Roman"/>
           <w:sz w:val="28"/>
           <w:szCs w:val="28"/>
+          <w:lang w:val="sv-SE"/>
         </w:rPr>
       </w:pPr>
       <w:r>
@@ -477,6 +455,7 @@
           <w:rFonts w:ascii="Times New Roman" w:hAnsi="Times New Roman" w:cs="Times New Roman"/>
           <w:sz w:val="28"/>
           <w:szCs w:val="28"/>
+          <w:lang w:val="sv-SE"/>
         </w:rPr>
         <w:t>NIM</w:t>
       </w:r>
@@ -485,6 +464,7 @@
           <w:rFonts w:ascii="Times New Roman" w:hAnsi="Times New Roman" w:cs="Times New Roman"/>
           <w:sz w:val="28"/>
           <w:szCs w:val="28"/>
+          <w:lang w:val="sv-SE"/>
         </w:rPr>
         <w:tab/>
         <w:t>: G1F02410019</w:t>
@@ -502,6 +482,7 @@
           <w:rFonts w:ascii="Times New Roman" w:hAnsi="Times New Roman" w:cs="Times New Roman"/>
           <w:sz w:val="28"/>
           <w:szCs w:val="28"/>
+          <w:lang w:val="sv-SE"/>
         </w:rPr>
       </w:pPr>
       <w:r>
@@ -509,6 +490,7 @@
           <w:rFonts w:ascii="Times New Roman" w:hAnsi="Times New Roman" w:cs="Times New Roman"/>
           <w:sz w:val="28"/>
           <w:szCs w:val="28"/>
+          <w:lang w:val="sv-SE"/>
         </w:rPr>
         <w:t>Prodi</w:t>
       </w:r>
@@ -517,27 +499,10 @@
           <w:rFonts w:ascii="Times New Roman" w:hAnsi="Times New Roman" w:cs="Times New Roman"/>
           <w:sz w:val="28"/>
           <w:szCs w:val="28"/>
+          <w:lang w:val="sv-SE"/>
         </w:rPr>
         <w:tab/>
-        <w:t xml:space="preserve">: </w:t>
-      </w:r>
-      <w:proofErr w:type="spellStart"/>
-      <w:r>
-        <w:rPr>
-          <w:rFonts w:ascii="Times New Roman" w:hAnsi="Times New Roman" w:cs="Times New Roman"/>
-          <w:sz w:val="28"/>
-          <w:szCs w:val="28"/>
-        </w:rPr>
-        <w:t>Statistika</w:t>
-      </w:r>
-      <w:proofErr w:type="spellEnd"/>
-      <w:r>
-        <w:rPr>
-          <w:rFonts w:ascii="Times New Roman" w:hAnsi="Times New Roman" w:cs="Times New Roman"/>
-          <w:sz w:val="28"/>
-          <w:szCs w:val="28"/>
-        </w:rPr>
-        <w:t xml:space="preserve"> </w:t>
+        <w:t xml:space="preserve">: Statistika </w:t>
       </w:r>
     </w:p>
     <w:p>
@@ -552,6 +517,7 @@
           <w:rFonts w:ascii="Times New Roman" w:hAnsi="Times New Roman" w:cs="Times New Roman"/>
           <w:sz w:val="28"/>
           <w:szCs w:val="28"/>
+          <w:lang w:val="sv-SE"/>
         </w:rPr>
       </w:pPr>
     </w:p>
@@ -568,6 +534,7 @@
           <w:bCs/>
           <w:sz w:val="28"/>
           <w:szCs w:val="28"/>
+          <w:lang w:val="sv-SE"/>
         </w:rPr>
       </w:pPr>
       <w:r>
@@ -577,6 +544,7 @@
           <w:bCs/>
           <w:sz w:val="28"/>
           <w:szCs w:val="28"/>
+          <w:lang w:val="sv-SE"/>
         </w:rPr>
         <w:t>PROGRAM STUDI STATISTIKA</w:t>
       </w:r>
@@ -1428,7 +1396,23 @@
           <w:sz w:val="24"/>
           <w:szCs w:val="24"/>
         </w:rPr>
-        <w:t>Naïve Estimation</w:t>
+        <w:t>Na</w:t>
+      </w:r>
+      <w:r>
+        <w:rPr>
+          <w:rFonts w:ascii="Times New Roman" w:hAnsi="Times New Roman" w:cs="Times New Roman"/>
+          <w:sz w:val="24"/>
+          <w:szCs w:val="24"/>
+        </w:rPr>
+        <w:t>i</w:t>
+      </w:r>
+      <w:r>
+        <w:rPr>
+          <w:rFonts w:ascii="Times New Roman" w:hAnsi="Times New Roman" w:cs="Times New Roman"/>
+          <w:sz w:val="24"/>
+          <w:szCs w:val="24"/>
+        </w:rPr>
+        <w:t>ve Estimation</w:t>
       </w:r>
     </w:p>
     <w:p>
@@ -1471,11 +1455,14 @@
     <w:p>
       <w:pPr>
         <w:pStyle w:val="ListParagraph"/>
+        <w:numPr>
+          <w:ilvl w:val="0"/>
+          <w:numId w:val="4"/>
+        </w:numPr>
         <w:tabs>
           <w:tab w:val="left" w:pos="0"/>
         </w:tabs>
         <w:spacing w:line="360" w:lineRule="auto"/>
-        <w:ind w:left="0"/>
         <w:jc w:val="both"/>
         <w:rPr>
           <w:rFonts w:ascii="Times New Roman" w:hAnsi="Times New Roman" w:cs="Times New Roman"/>
@@ -1483,14 +1470,34 @@
           <w:szCs w:val="24"/>
         </w:rPr>
       </w:pPr>
-      <w:r>
-        <w:rPr>
-          <w:rFonts w:ascii="Times New Roman" w:hAnsi="Times New Roman" w:cs="Times New Roman"/>
-          <w:sz w:val="24"/>
-          <w:szCs w:val="24"/>
-        </w:rPr>
-        <w:t>BAB IV KESIMPULAN</w:t>
-      </w:r>
+      <w:proofErr w:type="spellStart"/>
+      <w:r>
+        <w:rPr>
+          <w:rFonts w:ascii="Times New Roman" w:hAnsi="Times New Roman" w:cs="Times New Roman"/>
+          <w:sz w:val="24"/>
+          <w:szCs w:val="24"/>
+        </w:rPr>
+        <w:t>Perbandingan</w:t>
+      </w:r>
+      <w:proofErr w:type="spellEnd"/>
+      <w:r>
+        <w:rPr>
+          <w:rFonts w:ascii="Times New Roman" w:hAnsi="Times New Roman" w:cs="Times New Roman"/>
+          <w:sz w:val="24"/>
+          <w:szCs w:val="24"/>
+        </w:rPr>
+        <w:t xml:space="preserve"> </w:t>
+      </w:r>
+      <w:proofErr w:type="spellStart"/>
+      <w:r>
+        <w:rPr>
+          <w:rFonts w:ascii="Times New Roman" w:hAnsi="Times New Roman" w:cs="Times New Roman"/>
+          <w:sz w:val="24"/>
+          <w:szCs w:val="24"/>
+        </w:rPr>
+        <w:t>Estimasi</w:t>
+      </w:r>
+      <w:proofErr w:type="spellEnd"/>
     </w:p>
     <w:p>
       <w:pPr>
@@ -1513,31 +1520,7 @@
           <w:sz w:val="24"/>
           <w:szCs w:val="24"/>
         </w:rPr>
-        <w:t>DAFTAR PUSTAKA</w:t>
-      </w:r>
-    </w:p>
-    <w:p>
-      <w:pPr>
-        <w:pStyle w:val="ListParagraph"/>
-        <w:tabs>
-          <w:tab w:val="left" w:pos="0"/>
-        </w:tabs>
-        <w:spacing w:line="360" w:lineRule="auto"/>
-        <w:ind w:left="0"/>
-        <w:jc w:val="both"/>
-        <w:rPr>
-          <w:rFonts w:ascii="Times New Roman" w:hAnsi="Times New Roman" w:cs="Times New Roman"/>
-          <w:sz w:val="24"/>
-          <w:szCs w:val="24"/>
-        </w:rPr>
-      </w:pPr>
-      <w:r>
-        <w:rPr>
-          <w:rFonts w:ascii="Times New Roman" w:hAnsi="Times New Roman" w:cs="Times New Roman"/>
-          <w:sz w:val="24"/>
-          <w:szCs w:val="24"/>
-        </w:rPr>
-        <w:t xml:space="preserve">LAMPIRAN </w:t>
+        <w:t>BAB IV KESIMPULAN</w:t>
       </w:r>
     </w:p>
     <w:p>
@@ -1628,13 +1611,17 @@
         <w:jc w:val="both"/>
         <w:rPr>
           <w:rFonts w:ascii="Times New Roman" w:hAnsi="Times New Roman" w:cs="Times New Roman"/>
-          <w:sz w:val="24"/>
-          <w:szCs w:val="24"/>
-        </w:rPr>
-      </w:pPr>
-      <w:r>
-        <w:rPr>
-          <w:rFonts w:ascii="Times New Roman" w:hAnsi="Times New Roman" w:cs="Times New Roman"/>
+          <w:b/>
+          <w:bCs/>
+          <w:sz w:val="24"/>
+          <w:szCs w:val="24"/>
+        </w:rPr>
+      </w:pPr>
+      <w:r>
+        <w:rPr>
+          <w:rFonts w:ascii="Times New Roman" w:hAnsi="Times New Roman" w:cs="Times New Roman"/>
+          <w:b/>
+          <w:bCs/>
           <w:sz w:val="24"/>
           <w:szCs w:val="24"/>
         </w:rPr>
@@ -1644,12 +1631,1965 @@
       <w:r>
         <w:rPr>
           <w:rFonts w:ascii="Times New Roman" w:hAnsi="Times New Roman" w:cs="Times New Roman"/>
+          <w:b/>
+          <w:bCs/>
           <w:sz w:val="24"/>
           <w:szCs w:val="24"/>
         </w:rPr>
         <w:t>Belakang</w:t>
       </w:r>
       <w:proofErr w:type="spellEnd"/>
+    </w:p>
+    <w:p>
+      <w:pPr>
+        <w:pStyle w:val="ListParagraph"/>
+        <w:tabs>
+          <w:tab w:val="left" w:pos="0"/>
+        </w:tabs>
+        <w:spacing w:line="360" w:lineRule="auto"/>
+        <w:ind w:left="360"/>
+        <w:jc w:val="both"/>
+        <w:rPr>
+          <w:rFonts w:ascii="Times New Roman" w:hAnsi="Times New Roman" w:cs="Times New Roman"/>
+          <w:sz w:val="24"/>
+          <w:szCs w:val="24"/>
+        </w:rPr>
+      </w:pPr>
+      <w:r>
+        <w:rPr>
+          <w:rFonts w:ascii="Times New Roman" w:hAnsi="Times New Roman" w:cs="Times New Roman"/>
+          <w:sz w:val="24"/>
+          <w:szCs w:val="24"/>
+        </w:rPr>
+        <w:tab/>
+      </w:r>
+      <w:proofErr w:type="spellStart"/>
+      <w:r>
+        <w:rPr>
+          <w:rFonts w:ascii="Times New Roman" w:hAnsi="Times New Roman" w:cs="Times New Roman"/>
+          <w:sz w:val="24"/>
+          <w:szCs w:val="24"/>
+        </w:rPr>
+        <w:t>Perkembangan</w:t>
+      </w:r>
+      <w:proofErr w:type="spellEnd"/>
+      <w:r>
+        <w:rPr>
+          <w:rFonts w:ascii="Times New Roman" w:hAnsi="Times New Roman" w:cs="Times New Roman"/>
+          <w:sz w:val="24"/>
+          <w:szCs w:val="24"/>
+        </w:rPr>
+        <w:t xml:space="preserve"> </w:t>
+      </w:r>
+      <w:proofErr w:type="spellStart"/>
+      <w:r>
+        <w:rPr>
+          <w:rFonts w:ascii="Times New Roman" w:hAnsi="Times New Roman" w:cs="Times New Roman"/>
+          <w:sz w:val="24"/>
+          <w:szCs w:val="24"/>
+        </w:rPr>
+        <w:t>teknologi</w:t>
+      </w:r>
+      <w:proofErr w:type="spellEnd"/>
+      <w:r>
+        <w:rPr>
+          <w:rFonts w:ascii="Times New Roman" w:hAnsi="Times New Roman" w:cs="Times New Roman"/>
+          <w:sz w:val="24"/>
+          <w:szCs w:val="24"/>
+        </w:rPr>
+        <w:t xml:space="preserve"> </w:t>
+      </w:r>
+      <w:proofErr w:type="spellStart"/>
+      <w:r>
+        <w:rPr>
+          <w:rFonts w:ascii="Times New Roman" w:hAnsi="Times New Roman" w:cs="Times New Roman"/>
+          <w:sz w:val="24"/>
+          <w:szCs w:val="24"/>
+        </w:rPr>
+        <w:t>informasi</w:t>
+      </w:r>
+      <w:proofErr w:type="spellEnd"/>
+      <w:r>
+        <w:rPr>
+          <w:rFonts w:ascii="Times New Roman" w:hAnsi="Times New Roman" w:cs="Times New Roman"/>
+          <w:sz w:val="24"/>
+          <w:szCs w:val="24"/>
+        </w:rPr>
+        <w:t xml:space="preserve"> </w:t>
+      </w:r>
+      <w:proofErr w:type="spellStart"/>
+      <w:r>
+        <w:rPr>
+          <w:rFonts w:ascii="Times New Roman" w:hAnsi="Times New Roman" w:cs="Times New Roman"/>
+          <w:sz w:val="24"/>
+          <w:szCs w:val="24"/>
+        </w:rPr>
+        <w:t>telah</w:t>
+      </w:r>
+      <w:proofErr w:type="spellEnd"/>
+      <w:r>
+        <w:rPr>
+          <w:rFonts w:ascii="Times New Roman" w:hAnsi="Times New Roman" w:cs="Times New Roman"/>
+          <w:sz w:val="24"/>
+          <w:szCs w:val="24"/>
+        </w:rPr>
+        <w:t xml:space="preserve"> </w:t>
+      </w:r>
+      <w:proofErr w:type="spellStart"/>
+      <w:r>
+        <w:rPr>
+          <w:rFonts w:ascii="Times New Roman" w:hAnsi="Times New Roman" w:cs="Times New Roman"/>
+          <w:sz w:val="24"/>
+          <w:szCs w:val="24"/>
+        </w:rPr>
+        <w:t>membawa</w:t>
+      </w:r>
+      <w:proofErr w:type="spellEnd"/>
+      <w:r>
+        <w:rPr>
+          <w:rFonts w:ascii="Times New Roman" w:hAnsi="Times New Roman" w:cs="Times New Roman"/>
+          <w:sz w:val="24"/>
+          <w:szCs w:val="24"/>
+        </w:rPr>
+        <w:t xml:space="preserve"> </w:t>
+      </w:r>
+      <w:proofErr w:type="spellStart"/>
+      <w:r>
+        <w:rPr>
+          <w:rFonts w:ascii="Times New Roman" w:hAnsi="Times New Roman" w:cs="Times New Roman"/>
+          <w:sz w:val="24"/>
+          <w:szCs w:val="24"/>
+        </w:rPr>
+        <w:t>perubahan</w:t>
+      </w:r>
+      <w:proofErr w:type="spellEnd"/>
+      <w:r>
+        <w:rPr>
+          <w:rFonts w:ascii="Times New Roman" w:hAnsi="Times New Roman" w:cs="Times New Roman"/>
+          <w:sz w:val="24"/>
+          <w:szCs w:val="24"/>
+        </w:rPr>
+        <w:t xml:space="preserve"> </w:t>
+      </w:r>
+      <w:proofErr w:type="spellStart"/>
+      <w:r>
+        <w:rPr>
+          <w:rFonts w:ascii="Times New Roman" w:hAnsi="Times New Roman" w:cs="Times New Roman"/>
+          <w:sz w:val="24"/>
+          <w:szCs w:val="24"/>
+        </w:rPr>
+        <w:t>dalam</w:t>
+      </w:r>
+      <w:proofErr w:type="spellEnd"/>
+      <w:r>
+        <w:rPr>
+          <w:rFonts w:ascii="Times New Roman" w:hAnsi="Times New Roman" w:cs="Times New Roman"/>
+          <w:sz w:val="24"/>
+          <w:szCs w:val="24"/>
+        </w:rPr>
+        <w:t xml:space="preserve"> proses </w:t>
+      </w:r>
+      <w:proofErr w:type="spellStart"/>
+      <w:r>
+        <w:rPr>
+          <w:rFonts w:ascii="Times New Roman" w:hAnsi="Times New Roman" w:cs="Times New Roman"/>
+          <w:sz w:val="24"/>
+          <w:szCs w:val="24"/>
+        </w:rPr>
+        <w:t>pembelajaran</w:t>
+      </w:r>
+      <w:proofErr w:type="spellEnd"/>
+      <w:r>
+        <w:rPr>
+          <w:rFonts w:ascii="Times New Roman" w:hAnsi="Times New Roman" w:cs="Times New Roman"/>
+          <w:sz w:val="24"/>
+          <w:szCs w:val="24"/>
+        </w:rPr>
+        <w:t xml:space="preserve"> di </w:t>
+      </w:r>
+      <w:proofErr w:type="spellStart"/>
+      <w:r>
+        <w:rPr>
+          <w:rFonts w:ascii="Times New Roman" w:hAnsi="Times New Roman" w:cs="Times New Roman"/>
+          <w:sz w:val="24"/>
+          <w:szCs w:val="24"/>
+        </w:rPr>
+        <w:t>perguruan</w:t>
+      </w:r>
+      <w:proofErr w:type="spellEnd"/>
+      <w:r>
+        <w:rPr>
+          <w:rFonts w:ascii="Times New Roman" w:hAnsi="Times New Roman" w:cs="Times New Roman"/>
+          <w:sz w:val="24"/>
+          <w:szCs w:val="24"/>
+        </w:rPr>
+        <w:t xml:space="preserve"> </w:t>
+      </w:r>
+      <w:proofErr w:type="spellStart"/>
+      <w:r>
+        <w:rPr>
+          <w:rFonts w:ascii="Times New Roman" w:hAnsi="Times New Roman" w:cs="Times New Roman"/>
+          <w:sz w:val="24"/>
+          <w:szCs w:val="24"/>
+        </w:rPr>
+        <w:t>tinggi</w:t>
+      </w:r>
+      <w:proofErr w:type="spellEnd"/>
+      <w:r>
+        <w:rPr>
+          <w:rFonts w:ascii="Times New Roman" w:hAnsi="Times New Roman" w:cs="Times New Roman"/>
+          <w:sz w:val="24"/>
+          <w:szCs w:val="24"/>
+        </w:rPr>
+        <w:t xml:space="preserve">. Salah </w:t>
+      </w:r>
+      <w:proofErr w:type="spellStart"/>
+      <w:r>
+        <w:rPr>
+          <w:rFonts w:ascii="Times New Roman" w:hAnsi="Times New Roman" w:cs="Times New Roman"/>
+          <w:sz w:val="24"/>
+          <w:szCs w:val="24"/>
+        </w:rPr>
+        <w:t>satu</w:t>
+      </w:r>
+      <w:proofErr w:type="spellEnd"/>
+      <w:r>
+        <w:rPr>
+          <w:rFonts w:ascii="Times New Roman" w:hAnsi="Times New Roman" w:cs="Times New Roman"/>
+          <w:sz w:val="24"/>
+          <w:szCs w:val="24"/>
+        </w:rPr>
+        <w:t xml:space="preserve"> </w:t>
+      </w:r>
+      <w:proofErr w:type="spellStart"/>
+      <w:r>
+        <w:rPr>
+          <w:rFonts w:ascii="Times New Roman" w:hAnsi="Times New Roman" w:cs="Times New Roman"/>
+          <w:sz w:val="24"/>
+          <w:szCs w:val="24"/>
+        </w:rPr>
+        <w:t>bentuk</w:t>
+      </w:r>
+      <w:proofErr w:type="spellEnd"/>
+      <w:r>
+        <w:rPr>
+          <w:rFonts w:ascii="Times New Roman" w:hAnsi="Times New Roman" w:cs="Times New Roman"/>
+          <w:sz w:val="24"/>
+          <w:szCs w:val="24"/>
+        </w:rPr>
+        <w:t xml:space="preserve"> </w:t>
+      </w:r>
+      <w:proofErr w:type="spellStart"/>
+      <w:r>
+        <w:rPr>
+          <w:rFonts w:ascii="Times New Roman" w:hAnsi="Times New Roman" w:cs="Times New Roman"/>
+          <w:sz w:val="24"/>
+          <w:szCs w:val="24"/>
+        </w:rPr>
+        <w:t>pemanfaatan</w:t>
+      </w:r>
+      <w:proofErr w:type="spellEnd"/>
+      <w:r>
+        <w:rPr>
+          <w:rFonts w:ascii="Times New Roman" w:hAnsi="Times New Roman" w:cs="Times New Roman"/>
+          <w:sz w:val="24"/>
+          <w:szCs w:val="24"/>
+        </w:rPr>
+        <w:t xml:space="preserve"> </w:t>
+      </w:r>
+      <w:proofErr w:type="spellStart"/>
+      <w:r>
+        <w:rPr>
+          <w:rFonts w:ascii="Times New Roman" w:hAnsi="Times New Roman" w:cs="Times New Roman"/>
+          <w:sz w:val="24"/>
+          <w:szCs w:val="24"/>
+        </w:rPr>
+        <w:t>teknologi</w:t>
+      </w:r>
+      <w:proofErr w:type="spellEnd"/>
+      <w:r>
+        <w:rPr>
+          <w:rFonts w:ascii="Times New Roman" w:hAnsi="Times New Roman" w:cs="Times New Roman"/>
+          <w:sz w:val="24"/>
+          <w:szCs w:val="24"/>
+        </w:rPr>
+        <w:t xml:space="preserve"> </w:t>
+      </w:r>
+      <w:proofErr w:type="spellStart"/>
+      <w:r>
+        <w:rPr>
+          <w:rFonts w:ascii="Times New Roman" w:hAnsi="Times New Roman" w:cs="Times New Roman"/>
+          <w:sz w:val="24"/>
+          <w:szCs w:val="24"/>
+        </w:rPr>
+        <w:t>tersebut</w:t>
+      </w:r>
+      <w:proofErr w:type="spellEnd"/>
+      <w:r>
+        <w:rPr>
+          <w:rFonts w:ascii="Times New Roman" w:hAnsi="Times New Roman" w:cs="Times New Roman"/>
+          <w:sz w:val="24"/>
+          <w:szCs w:val="24"/>
+        </w:rPr>
+        <w:t xml:space="preserve"> </w:t>
+      </w:r>
+      <w:proofErr w:type="spellStart"/>
+      <w:r>
+        <w:rPr>
+          <w:rFonts w:ascii="Times New Roman" w:hAnsi="Times New Roman" w:cs="Times New Roman"/>
+          <w:sz w:val="24"/>
+          <w:szCs w:val="24"/>
+        </w:rPr>
+        <w:t>adalah</w:t>
+      </w:r>
+      <w:proofErr w:type="spellEnd"/>
+      <w:r>
+        <w:rPr>
+          <w:rFonts w:ascii="Times New Roman" w:hAnsi="Times New Roman" w:cs="Times New Roman"/>
+          <w:sz w:val="24"/>
+          <w:szCs w:val="24"/>
+        </w:rPr>
+        <w:t xml:space="preserve"> </w:t>
+      </w:r>
+      <w:proofErr w:type="spellStart"/>
+      <w:r>
+        <w:rPr>
+          <w:rFonts w:ascii="Times New Roman" w:hAnsi="Times New Roman" w:cs="Times New Roman"/>
+          <w:sz w:val="24"/>
+          <w:szCs w:val="24"/>
+        </w:rPr>
+        <w:t>penggunaan</w:t>
+      </w:r>
+      <w:proofErr w:type="spellEnd"/>
+      <w:r>
+        <w:rPr>
+          <w:rFonts w:ascii="Times New Roman" w:hAnsi="Times New Roman" w:cs="Times New Roman"/>
+          <w:sz w:val="24"/>
+          <w:szCs w:val="24"/>
+        </w:rPr>
+        <w:t xml:space="preserve"> Learning Management System (LMS) yang </w:t>
+      </w:r>
+      <w:proofErr w:type="spellStart"/>
+      <w:r>
+        <w:rPr>
+          <w:rFonts w:ascii="Times New Roman" w:hAnsi="Times New Roman" w:cs="Times New Roman"/>
+          <w:sz w:val="24"/>
+          <w:szCs w:val="24"/>
+        </w:rPr>
+        <w:t>memungkinkan</w:t>
+      </w:r>
+      <w:proofErr w:type="spellEnd"/>
+      <w:r>
+        <w:rPr>
+          <w:rFonts w:ascii="Times New Roman" w:hAnsi="Times New Roman" w:cs="Times New Roman"/>
+          <w:sz w:val="24"/>
+          <w:szCs w:val="24"/>
+        </w:rPr>
+        <w:t xml:space="preserve"> </w:t>
+      </w:r>
+      <w:proofErr w:type="spellStart"/>
+      <w:r>
+        <w:rPr>
+          <w:rFonts w:ascii="Times New Roman" w:hAnsi="Times New Roman" w:cs="Times New Roman"/>
+          <w:sz w:val="24"/>
+          <w:szCs w:val="24"/>
+        </w:rPr>
+        <w:t>dosen</w:t>
+      </w:r>
+      <w:proofErr w:type="spellEnd"/>
+      <w:r>
+        <w:rPr>
+          <w:rFonts w:ascii="Times New Roman" w:hAnsi="Times New Roman" w:cs="Times New Roman"/>
+          <w:sz w:val="24"/>
+          <w:szCs w:val="24"/>
+        </w:rPr>
+        <w:t xml:space="preserve"> dan </w:t>
+      </w:r>
+      <w:proofErr w:type="spellStart"/>
+      <w:r>
+        <w:rPr>
+          <w:rFonts w:ascii="Times New Roman" w:hAnsi="Times New Roman" w:cs="Times New Roman"/>
+          <w:sz w:val="24"/>
+          <w:szCs w:val="24"/>
+        </w:rPr>
+        <w:t>mahasiswa</w:t>
+      </w:r>
+      <w:proofErr w:type="spellEnd"/>
+      <w:r>
+        <w:rPr>
+          <w:rFonts w:ascii="Times New Roman" w:hAnsi="Times New Roman" w:cs="Times New Roman"/>
+          <w:sz w:val="24"/>
+          <w:szCs w:val="24"/>
+        </w:rPr>
+        <w:t xml:space="preserve"> </w:t>
+      </w:r>
+      <w:proofErr w:type="spellStart"/>
+      <w:r>
+        <w:rPr>
+          <w:rFonts w:ascii="Times New Roman" w:hAnsi="Times New Roman" w:cs="Times New Roman"/>
+          <w:sz w:val="24"/>
+          <w:szCs w:val="24"/>
+        </w:rPr>
+        <w:t>melaksanakan</w:t>
+      </w:r>
+      <w:proofErr w:type="spellEnd"/>
+      <w:r>
+        <w:rPr>
+          <w:rFonts w:ascii="Times New Roman" w:hAnsi="Times New Roman" w:cs="Times New Roman"/>
+          <w:sz w:val="24"/>
+          <w:szCs w:val="24"/>
+        </w:rPr>
+        <w:t xml:space="preserve"> </w:t>
+      </w:r>
+      <w:proofErr w:type="spellStart"/>
+      <w:r>
+        <w:rPr>
+          <w:rFonts w:ascii="Times New Roman" w:hAnsi="Times New Roman" w:cs="Times New Roman"/>
+          <w:sz w:val="24"/>
+          <w:szCs w:val="24"/>
+        </w:rPr>
+        <w:t>kegiatan</w:t>
+      </w:r>
+      <w:proofErr w:type="spellEnd"/>
+      <w:r>
+        <w:rPr>
+          <w:rFonts w:ascii="Times New Roman" w:hAnsi="Times New Roman" w:cs="Times New Roman"/>
+          <w:sz w:val="24"/>
+          <w:szCs w:val="24"/>
+        </w:rPr>
+        <w:t xml:space="preserve"> </w:t>
+      </w:r>
+      <w:proofErr w:type="spellStart"/>
+      <w:r>
+        <w:rPr>
+          <w:rFonts w:ascii="Times New Roman" w:hAnsi="Times New Roman" w:cs="Times New Roman"/>
+          <w:sz w:val="24"/>
+          <w:szCs w:val="24"/>
+        </w:rPr>
+        <w:t>pembelajaran</w:t>
+      </w:r>
+      <w:proofErr w:type="spellEnd"/>
+      <w:r>
+        <w:rPr>
+          <w:rFonts w:ascii="Times New Roman" w:hAnsi="Times New Roman" w:cs="Times New Roman"/>
+          <w:sz w:val="24"/>
+          <w:szCs w:val="24"/>
+        </w:rPr>
+        <w:t xml:space="preserve"> </w:t>
+      </w:r>
+      <w:proofErr w:type="spellStart"/>
+      <w:r>
+        <w:rPr>
+          <w:rFonts w:ascii="Times New Roman" w:hAnsi="Times New Roman" w:cs="Times New Roman"/>
+          <w:sz w:val="24"/>
+          <w:szCs w:val="24"/>
+        </w:rPr>
+        <w:t>secara</w:t>
+      </w:r>
+      <w:proofErr w:type="spellEnd"/>
+      <w:r>
+        <w:rPr>
+          <w:rFonts w:ascii="Times New Roman" w:hAnsi="Times New Roman" w:cs="Times New Roman"/>
+          <w:sz w:val="24"/>
+          <w:szCs w:val="24"/>
+        </w:rPr>
+        <w:t xml:space="preserve"> daring, </w:t>
+      </w:r>
+      <w:proofErr w:type="spellStart"/>
+      <w:r>
+        <w:rPr>
+          <w:rFonts w:ascii="Times New Roman" w:hAnsi="Times New Roman" w:cs="Times New Roman"/>
+          <w:sz w:val="24"/>
+          <w:szCs w:val="24"/>
+        </w:rPr>
+        <w:t>seperti</w:t>
+      </w:r>
+      <w:proofErr w:type="spellEnd"/>
+      <w:r>
+        <w:rPr>
+          <w:rFonts w:ascii="Times New Roman" w:hAnsi="Times New Roman" w:cs="Times New Roman"/>
+          <w:sz w:val="24"/>
+          <w:szCs w:val="24"/>
+        </w:rPr>
+        <w:t xml:space="preserve"> </w:t>
+      </w:r>
+      <w:proofErr w:type="spellStart"/>
+      <w:r>
+        <w:rPr>
+          <w:rFonts w:ascii="Times New Roman" w:hAnsi="Times New Roman" w:cs="Times New Roman"/>
+          <w:sz w:val="24"/>
+          <w:szCs w:val="24"/>
+        </w:rPr>
+        <w:t>mengakses</w:t>
+      </w:r>
+      <w:proofErr w:type="spellEnd"/>
+      <w:r>
+        <w:rPr>
+          <w:rFonts w:ascii="Times New Roman" w:hAnsi="Times New Roman" w:cs="Times New Roman"/>
+          <w:sz w:val="24"/>
+          <w:szCs w:val="24"/>
+        </w:rPr>
+        <w:t xml:space="preserve"> </w:t>
+      </w:r>
+      <w:proofErr w:type="spellStart"/>
+      <w:r>
+        <w:rPr>
+          <w:rFonts w:ascii="Times New Roman" w:hAnsi="Times New Roman" w:cs="Times New Roman"/>
+          <w:sz w:val="24"/>
+          <w:szCs w:val="24"/>
+        </w:rPr>
+        <w:t>materi</w:t>
+      </w:r>
+      <w:proofErr w:type="spellEnd"/>
+      <w:r>
+        <w:rPr>
+          <w:rFonts w:ascii="Times New Roman" w:hAnsi="Times New Roman" w:cs="Times New Roman"/>
+          <w:sz w:val="24"/>
+          <w:szCs w:val="24"/>
+        </w:rPr>
+        <w:t xml:space="preserve">, </w:t>
+      </w:r>
+      <w:proofErr w:type="spellStart"/>
+      <w:r>
+        <w:rPr>
+          <w:rFonts w:ascii="Times New Roman" w:hAnsi="Times New Roman" w:cs="Times New Roman"/>
+          <w:sz w:val="24"/>
+          <w:szCs w:val="24"/>
+        </w:rPr>
+        <w:t>mengumpulkan</w:t>
+      </w:r>
+      <w:proofErr w:type="spellEnd"/>
+      <w:r>
+        <w:rPr>
+          <w:rFonts w:ascii="Times New Roman" w:hAnsi="Times New Roman" w:cs="Times New Roman"/>
+          <w:sz w:val="24"/>
+          <w:szCs w:val="24"/>
+        </w:rPr>
+        <w:t xml:space="preserve"> </w:t>
+      </w:r>
+      <w:proofErr w:type="spellStart"/>
+      <w:r>
+        <w:rPr>
+          <w:rFonts w:ascii="Times New Roman" w:hAnsi="Times New Roman" w:cs="Times New Roman"/>
+          <w:sz w:val="24"/>
+          <w:szCs w:val="24"/>
+        </w:rPr>
+        <w:t>tugas</w:t>
+      </w:r>
+      <w:proofErr w:type="spellEnd"/>
+      <w:r>
+        <w:rPr>
+          <w:rFonts w:ascii="Times New Roman" w:hAnsi="Times New Roman" w:cs="Times New Roman"/>
+          <w:sz w:val="24"/>
+          <w:szCs w:val="24"/>
+        </w:rPr>
+        <w:t xml:space="preserve">, dan </w:t>
+      </w:r>
+      <w:proofErr w:type="spellStart"/>
+      <w:r>
+        <w:rPr>
+          <w:rFonts w:ascii="Times New Roman" w:hAnsi="Times New Roman" w:cs="Times New Roman"/>
+          <w:sz w:val="24"/>
+          <w:szCs w:val="24"/>
+        </w:rPr>
+        <w:t>memperoleh</w:t>
+      </w:r>
+      <w:proofErr w:type="spellEnd"/>
+      <w:r>
+        <w:rPr>
+          <w:rFonts w:ascii="Times New Roman" w:hAnsi="Times New Roman" w:cs="Times New Roman"/>
+          <w:sz w:val="24"/>
+          <w:szCs w:val="24"/>
+        </w:rPr>
+        <w:t xml:space="preserve"> </w:t>
+      </w:r>
+      <w:proofErr w:type="spellStart"/>
+      <w:r>
+        <w:rPr>
+          <w:rFonts w:ascii="Times New Roman" w:hAnsi="Times New Roman" w:cs="Times New Roman"/>
+          <w:sz w:val="24"/>
+          <w:szCs w:val="24"/>
+        </w:rPr>
+        <w:t>informasi</w:t>
+      </w:r>
+      <w:proofErr w:type="spellEnd"/>
+      <w:r>
+        <w:rPr>
+          <w:rFonts w:ascii="Times New Roman" w:hAnsi="Times New Roman" w:cs="Times New Roman"/>
+          <w:sz w:val="24"/>
+          <w:szCs w:val="24"/>
+        </w:rPr>
+        <w:t xml:space="preserve"> </w:t>
+      </w:r>
+      <w:proofErr w:type="spellStart"/>
+      <w:r>
+        <w:rPr>
+          <w:rFonts w:ascii="Times New Roman" w:hAnsi="Times New Roman" w:cs="Times New Roman"/>
+          <w:sz w:val="24"/>
+          <w:szCs w:val="24"/>
+        </w:rPr>
+        <w:t>perkuliahan</w:t>
+      </w:r>
+      <w:proofErr w:type="spellEnd"/>
+      <w:r>
+        <w:rPr>
+          <w:rFonts w:ascii="Times New Roman" w:hAnsi="Times New Roman" w:cs="Times New Roman"/>
+          <w:sz w:val="24"/>
+          <w:szCs w:val="24"/>
+        </w:rPr>
+        <w:t xml:space="preserve">. Di Universitas </w:t>
+      </w:r>
+      <w:proofErr w:type="spellStart"/>
+      <w:r>
+        <w:rPr>
+          <w:rFonts w:ascii="Times New Roman" w:hAnsi="Times New Roman" w:cs="Times New Roman"/>
+          <w:sz w:val="24"/>
+          <w:szCs w:val="24"/>
+        </w:rPr>
+        <w:t>Mataram</w:t>
+      </w:r>
+      <w:proofErr w:type="spellEnd"/>
+      <w:r>
+        <w:rPr>
+          <w:rFonts w:ascii="Times New Roman" w:hAnsi="Times New Roman" w:cs="Times New Roman"/>
+          <w:sz w:val="24"/>
+          <w:szCs w:val="24"/>
+        </w:rPr>
+        <w:t xml:space="preserve">, website </w:t>
+      </w:r>
+      <w:proofErr w:type="spellStart"/>
+      <w:r>
+        <w:rPr>
+          <w:rFonts w:ascii="Times New Roman" w:hAnsi="Times New Roman" w:cs="Times New Roman"/>
+          <w:sz w:val="24"/>
+          <w:szCs w:val="24"/>
+        </w:rPr>
+        <w:t>Berajah</w:t>
+      </w:r>
+      <w:proofErr w:type="spellEnd"/>
+      <w:r>
+        <w:rPr>
+          <w:rFonts w:ascii="Times New Roman" w:hAnsi="Times New Roman" w:cs="Times New Roman"/>
+          <w:sz w:val="24"/>
+          <w:szCs w:val="24"/>
+        </w:rPr>
+        <w:t xml:space="preserve"> </w:t>
+      </w:r>
+      <w:proofErr w:type="spellStart"/>
+      <w:r>
+        <w:rPr>
+          <w:rFonts w:ascii="Times New Roman" w:hAnsi="Times New Roman" w:cs="Times New Roman"/>
+          <w:sz w:val="24"/>
+          <w:szCs w:val="24"/>
+        </w:rPr>
+        <w:t>digunakan</w:t>
+      </w:r>
+      <w:proofErr w:type="spellEnd"/>
+      <w:r>
+        <w:rPr>
+          <w:rFonts w:ascii="Times New Roman" w:hAnsi="Times New Roman" w:cs="Times New Roman"/>
+          <w:sz w:val="24"/>
+          <w:szCs w:val="24"/>
+        </w:rPr>
+        <w:t xml:space="preserve"> </w:t>
+      </w:r>
+      <w:proofErr w:type="spellStart"/>
+      <w:r>
+        <w:rPr>
+          <w:rFonts w:ascii="Times New Roman" w:hAnsi="Times New Roman" w:cs="Times New Roman"/>
+          <w:sz w:val="24"/>
+          <w:szCs w:val="24"/>
+        </w:rPr>
+        <w:t>sebagai</w:t>
+      </w:r>
+      <w:proofErr w:type="spellEnd"/>
+      <w:r>
+        <w:rPr>
+          <w:rFonts w:ascii="Times New Roman" w:hAnsi="Times New Roman" w:cs="Times New Roman"/>
+          <w:sz w:val="24"/>
+          <w:szCs w:val="24"/>
+        </w:rPr>
+        <w:t xml:space="preserve"> media </w:t>
+      </w:r>
+      <w:proofErr w:type="spellStart"/>
+      <w:r>
+        <w:rPr>
+          <w:rFonts w:ascii="Times New Roman" w:hAnsi="Times New Roman" w:cs="Times New Roman"/>
+          <w:sz w:val="24"/>
+          <w:szCs w:val="24"/>
+        </w:rPr>
+        <w:t>pembelajaran</w:t>
+      </w:r>
+      <w:proofErr w:type="spellEnd"/>
+      <w:r>
+        <w:rPr>
+          <w:rFonts w:ascii="Times New Roman" w:hAnsi="Times New Roman" w:cs="Times New Roman"/>
+          <w:sz w:val="24"/>
+          <w:szCs w:val="24"/>
+        </w:rPr>
+        <w:t xml:space="preserve"> </w:t>
+      </w:r>
+      <w:proofErr w:type="spellStart"/>
+      <w:r>
+        <w:rPr>
+          <w:rFonts w:ascii="Times New Roman" w:hAnsi="Times New Roman" w:cs="Times New Roman"/>
+          <w:sz w:val="24"/>
+          <w:szCs w:val="24"/>
+        </w:rPr>
+        <w:t>untuk</w:t>
+      </w:r>
+      <w:proofErr w:type="spellEnd"/>
+      <w:r>
+        <w:rPr>
+          <w:rFonts w:ascii="Times New Roman" w:hAnsi="Times New Roman" w:cs="Times New Roman"/>
+          <w:sz w:val="24"/>
+          <w:szCs w:val="24"/>
+        </w:rPr>
+        <w:t xml:space="preserve"> </w:t>
+      </w:r>
+      <w:proofErr w:type="spellStart"/>
+      <w:r>
+        <w:rPr>
+          <w:rFonts w:ascii="Times New Roman" w:hAnsi="Times New Roman" w:cs="Times New Roman"/>
+          <w:sz w:val="24"/>
+          <w:szCs w:val="24"/>
+        </w:rPr>
+        <w:t>mendukung</w:t>
+      </w:r>
+      <w:proofErr w:type="spellEnd"/>
+      <w:r>
+        <w:rPr>
+          <w:rFonts w:ascii="Times New Roman" w:hAnsi="Times New Roman" w:cs="Times New Roman"/>
+          <w:sz w:val="24"/>
+          <w:szCs w:val="24"/>
+        </w:rPr>
+        <w:t xml:space="preserve"> proses </w:t>
+      </w:r>
+      <w:proofErr w:type="spellStart"/>
+      <w:r>
+        <w:rPr>
+          <w:rFonts w:ascii="Times New Roman" w:hAnsi="Times New Roman" w:cs="Times New Roman"/>
+          <w:sz w:val="24"/>
+          <w:szCs w:val="24"/>
+        </w:rPr>
+        <w:t>tersebut</w:t>
+      </w:r>
+      <w:proofErr w:type="spellEnd"/>
+      <w:r>
+        <w:rPr>
+          <w:rFonts w:ascii="Times New Roman" w:hAnsi="Times New Roman" w:cs="Times New Roman"/>
+          <w:sz w:val="24"/>
+          <w:szCs w:val="24"/>
+        </w:rPr>
+        <w:t>.</w:t>
+      </w:r>
+    </w:p>
+    <w:p>
+      <w:pPr>
+        <w:pStyle w:val="ListParagraph"/>
+        <w:tabs>
+          <w:tab w:val="left" w:pos="0"/>
+        </w:tabs>
+        <w:spacing w:line="360" w:lineRule="auto"/>
+        <w:ind w:left="360"/>
+        <w:jc w:val="both"/>
+        <w:rPr>
+          <w:rFonts w:ascii="Times New Roman" w:hAnsi="Times New Roman" w:cs="Times New Roman"/>
+          <w:sz w:val="24"/>
+          <w:szCs w:val="24"/>
+        </w:rPr>
+      </w:pPr>
+      <w:r>
+        <w:rPr>
+          <w:rFonts w:ascii="Times New Roman" w:hAnsi="Times New Roman" w:cs="Times New Roman"/>
+          <w:sz w:val="24"/>
+          <w:szCs w:val="24"/>
+        </w:rPr>
+        <w:tab/>
+      </w:r>
+      <w:proofErr w:type="spellStart"/>
+      <w:r>
+        <w:rPr>
+          <w:rFonts w:ascii="Times New Roman" w:hAnsi="Times New Roman" w:cs="Times New Roman"/>
+          <w:sz w:val="24"/>
+          <w:szCs w:val="24"/>
+        </w:rPr>
+        <w:t>Sebagai</w:t>
+      </w:r>
+      <w:proofErr w:type="spellEnd"/>
+      <w:r>
+        <w:rPr>
+          <w:rFonts w:ascii="Times New Roman" w:hAnsi="Times New Roman" w:cs="Times New Roman"/>
+          <w:sz w:val="24"/>
+          <w:szCs w:val="24"/>
+        </w:rPr>
+        <w:t xml:space="preserve"> media </w:t>
+      </w:r>
+      <w:proofErr w:type="spellStart"/>
+      <w:r>
+        <w:rPr>
+          <w:rFonts w:ascii="Times New Roman" w:hAnsi="Times New Roman" w:cs="Times New Roman"/>
+          <w:sz w:val="24"/>
+          <w:szCs w:val="24"/>
+        </w:rPr>
+        <w:t>pembelajaran</w:t>
+      </w:r>
+      <w:proofErr w:type="spellEnd"/>
+      <w:r>
+        <w:rPr>
+          <w:rFonts w:ascii="Times New Roman" w:hAnsi="Times New Roman" w:cs="Times New Roman"/>
+          <w:sz w:val="24"/>
+          <w:szCs w:val="24"/>
+        </w:rPr>
+        <w:t xml:space="preserve">, website </w:t>
+      </w:r>
+      <w:proofErr w:type="spellStart"/>
+      <w:r>
+        <w:rPr>
+          <w:rFonts w:ascii="Times New Roman" w:hAnsi="Times New Roman" w:cs="Times New Roman"/>
+          <w:sz w:val="24"/>
+          <w:szCs w:val="24"/>
+        </w:rPr>
+        <w:t>Berajah</w:t>
+      </w:r>
+      <w:proofErr w:type="spellEnd"/>
+      <w:r>
+        <w:rPr>
+          <w:rFonts w:ascii="Times New Roman" w:hAnsi="Times New Roman" w:cs="Times New Roman"/>
+          <w:sz w:val="24"/>
+          <w:szCs w:val="24"/>
+        </w:rPr>
+        <w:t xml:space="preserve"> </w:t>
+      </w:r>
+      <w:proofErr w:type="spellStart"/>
+      <w:r>
+        <w:rPr>
+          <w:rFonts w:ascii="Times New Roman" w:hAnsi="Times New Roman" w:cs="Times New Roman"/>
+          <w:sz w:val="24"/>
+          <w:szCs w:val="24"/>
+        </w:rPr>
+        <w:t>memiliki</w:t>
+      </w:r>
+      <w:proofErr w:type="spellEnd"/>
+      <w:r>
+        <w:rPr>
+          <w:rFonts w:ascii="Times New Roman" w:hAnsi="Times New Roman" w:cs="Times New Roman"/>
+          <w:sz w:val="24"/>
+          <w:szCs w:val="24"/>
+        </w:rPr>
+        <w:t xml:space="preserve"> </w:t>
+      </w:r>
+      <w:proofErr w:type="spellStart"/>
+      <w:r>
+        <w:rPr>
+          <w:rFonts w:ascii="Times New Roman" w:hAnsi="Times New Roman" w:cs="Times New Roman"/>
+          <w:sz w:val="24"/>
+          <w:szCs w:val="24"/>
+        </w:rPr>
+        <w:t>peran</w:t>
+      </w:r>
+      <w:proofErr w:type="spellEnd"/>
+      <w:r>
+        <w:rPr>
+          <w:rFonts w:ascii="Times New Roman" w:hAnsi="Times New Roman" w:cs="Times New Roman"/>
+          <w:sz w:val="24"/>
+          <w:szCs w:val="24"/>
+        </w:rPr>
+        <w:t xml:space="preserve"> </w:t>
+      </w:r>
+      <w:proofErr w:type="spellStart"/>
+      <w:r>
+        <w:rPr>
+          <w:rFonts w:ascii="Times New Roman" w:hAnsi="Times New Roman" w:cs="Times New Roman"/>
+          <w:sz w:val="24"/>
+          <w:szCs w:val="24"/>
+        </w:rPr>
+        <w:t>penting</w:t>
+      </w:r>
+      <w:proofErr w:type="spellEnd"/>
+      <w:r>
+        <w:rPr>
+          <w:rFonts w:ascii="Times New Roman" w:hAnsi="Times New Roman" w:cs="Times New Roman"/>
+          <w:sz w:val="24"/>
+          <w:szCs w:val="24"/>
+        </w:rPr>
+        <w:t xml:space="preserve"> </w:t>
+      </w:r>
+      <w:proofErr w:type="spellStart"/>
+      <w:r>
+        <w:rPr>
+          <w:rFonts w:ascii="Times New Roman" w:hAnsi="Times New Roman" w:cs="Times New Roman"/>
+          <w:sz w:val="24"/>
+          <w:szCs w:val="24"/>
+        </w:rPr>
+        <w:t>dalam</w:t>
+      </w:r>
+      <w:proofErr w:type="spellEnd"/>
+      <w:r>
+        <w:rPr>
+          <w:rFonts w:ascii="Times New Roman" w:hAnsi="Times New Roman" w:cs="Times New Roman"/>
+          <w:sz w:val="24"/>
+          <w:szCs w:val="24"/>
+        </w:rPr>
+        <w:t xml:space="preserve"> </w:t>
+      </w:r>
+      <w:proofErr w:type="spellStart"/>
+      <w:r>
+        <w:rPr>
+          <w:rFonts w:ascii="Times New Roman" w:hAnsi="Times New Roman" w:cs="Times New Roman"/>
+          <w:sz w:val="24"/>
+          <w:szCs w:val="24"/>
+        </w:rPr>
+        <w:t>menunjang</w:t>
+      </w:r>
+      <w:proofErr w:type="spellEnd"/>
+      <w:r>
+        <w:rPr>
+          <w:rFonts w:ascii="Times New Roman" w:hAnsi="Times New Roman" w:cs="Times New Roman"/>
+          <w:sz w:val="24"/>
+          <w:szCs w:val="24"/>
+        </w:rPr>
+        <w:t xml:space="preserve"> </w:t>
+      </w:r>
+      <w:proofErr w:type="spellStart"/>
+      <w:r>
+        <w:rPr>
+          <w:rFonts w:ascii="Times New Roman" w:hAnsi="Times New Roman" w:cs="Times New Roman"/>
+          <w:sz w:val="24"/>
+          <w:szCs w:val="24"/>
+        </w:rPr>
+        <w:t>kelancaran</w:t>
+      </w:r>
+      <w:proofErr w:type="spellEnd"/>
+      <w:r>
+        <w:rPr>
+          <w:rFonts w:ascii="Times New Roman" w:hAnsi="Times New Roman" w:cs="Times New Roman"/>
+          <w:sz w:val="24"/>
+          <w:szCs w:val="24"/>
+        </w:rPr>
+        <w:t xml:space="preserve"> </w:t>
+      </w:r>
+      <w:proofErr w:type="spellStart"/>
+      <w:r>
+        <w:rPr>
+          <w:rFonts w:ascii="Times New Roman" w:hAnsi="Times New Roman" w:cs="Times New Roman"/>
+          <w:sz w:val="24"/>
+          <w:szCs w:val="24"/>
+        </w:rPr>
+        <w:t>kegiatan</w:t>
+      </w:r>
+      <w:proofErr w:type="spellEnd"/>
+      <w:r>
+        <w:rPr>
+          <w:rFonts w:ascii="Times New Roman" w:hAnsi="Times New Roman" w:cs="Times New Roman"/>
+          <w:sz w:val="24"/>
+          <w:szCs w:val="24"/>
+        </w:rPr>
+        <w:t xml:space="preserve"> </w:t>
+      </w:r>
+      <w:proofErr w:type="spellStart"/>
+      <w:r>
+        <w:rPr>
+          <w:rFonts w:ascii="Times New Roman" w:hAnsi="Times New Roman" w:cs="Times New Roman"/>
+          <w:sz w:val="24"/>
+          <w:szCs w:val="24"/>
+        </w:rPr>
+        <w:t>akademik</w:t>
+      </w:r>
+      <w:proofErr w:type="spellEnd"/>
+      <w:r>
+        <w:rPr>
+          <w:rFonts w:ascii="Times New Roman" w:hAnsi="Times New Roman" w:cs="Times New Roman"/>
+          <w:sz w:val="24"/>
+          <w:szCs w:val="24"/>
+        </w:rPr>
+        <w:t xml:space="preserve">. Oleh </w:t>
+      </w:r>
+      <w:proofErr w:type="spellStart"/>
+      <w:r>
+        <w:rPr>
+          <w:rFonts w:ascii="Times New Roman" w:hAnsi="Times New Roman" w:cs="Times New Roman"/>
+          <w:sz w:val="24"/>
+          <w:szCs w:val="24"/>
+        </w:rPr>
+        <w:t>karena</w:t>
+      </w:r>
+      <w:proofErr w:type="spellEnd"/>
+      <w:r>
+        <w:rPr>
+          <w:rFonts w:ascii="Times New Roman" w:hAnsi="Times New Roman" w:cs="Times New Roman"/>
+          <w:sz w:val="24"/>
+          <w:szCs w:val="24"/>
+        </w:rPr>
+        <w:t xml:space="preserve"> </w:t>
+      </w:r>
+      <w:proofErr w:type="spellStart"/>
+      <w:r>
+        <w:rPr>
+          <w:rFonts w:ascii="Times New Roman" w:hAnsi="Times New Roman" w:cs="Times New Roman"/>
+          <w:sz w:val="24"/>
+          <w:szCs w:val="24"/>
+        </w:rPr>
+        <w:t>itu</w:t>
+      </w:r>
+      <w:proofErr w:type="spellEnd"/>
+      <w:r>
+        <w:rPr>
+          <w:rFonts w:ascii="Times New Roman" w:hAnsi="Times New Roman" w:cs="Times New Roman"/>
+          <w:sz w:val="24"/>
+          <w:szCs w:val="24"/>
+        </w:rPr>
+        <w:t xml:space="preserve">, </w:t>
+      </w:r>
+      <w:proofErr w:type="spellStart"/>
+      <w:r>
+        <w:rPr>
+          <w:rFonts w:ascii="Times New Roman" w:hAnsi="Times New Roman" w:cs="Times New Roman"/>
+          <w:sz w:val="24"/>
+          <w:szCs w:val="24"/>
+        </w:rPr>
+        <w:t>perlu</w:t>
+      </w:r>
+      <w:proofErr w:type="spellEnd"/>
+      <w:r>
+        <w:rPr>
+          <w:rFonts w:ascii="Times New Roman" w:hAnsi="Times New Roman" w:cs="Times New Roman"/>
+          <w:sz w:val="24"/>
+          <w:szCs w:val="24"/>
+        </w:rPr>
+        <w:t xml:space="preserve"> </w:t>
+      </w:r>
+      <w:proofErr w:type="spellStart"/>
+      <w:r>
+        <w:rPr>
+          <w:rFonts w:ascii="Times New Roman" w:hAnsi="Times New Roman" w:cs="Times New Roman"/>
+          <w:sz w:val="24"/>
+          <w:szCs w:val="24"/>
+        </w:rPr>
+        <w:t>diketahui</w:t>
+      </w:r>
+      <w:proofErr w:type="spellEnd"/>
+      <w:r>
+        <w:rPr>
+          <w:rFonts w:ascii="Times New Roman" w:hAnsi="Times New Roman" w:cs="Times New Roman"/>
+          <w:sz w:val="24"/>
+          <w:szCs w:val="24"/>
+        </w:rPr>
+        <w:t xml:space="preserve"> </w:t>
+      </w:r>
+      <w:proofErr w:type="spellStart"/>
+      <w:r>
+        <w:rPr>
+          <w:rFonts w:ascii="Times New Roman" w:hAnsi="Times New Roman" w:cs="Times New Roman"/>
+          <w:sz w:val="24"/>
+          <w:szCs w:val="24"/>
+        </w:rPr>
+        <w:t>tingkat</w:t>
+      </w:r>
+      <w:proofErr w:type="spellEnd"/>
+      <w:r>
+        <w:rPr>
+          <w:rFonts w:ascii="Times New Roman" w:hAnsi="Times New Roman" w:cs="Times New Roman"/>
+          <w:sz w:val="24"/>
+          <w:szCs w:val="24"/>
+        </w:rPr>
+        <w:t xml:space="preserve"> </w:t>
+      </w:r>
+      <w:proofErr w:type="spellStart"/>
+      <w:r>
+        <w:rPr>
+          <w:rFonts w:ascii="Times New Roman" w:hAnsi="Times New Roman" w:cs="Times New Roman"/>
+          <w:sz w:val="24"/>
+          <w:szCs w:val="24"/>
+        </w:rPr>
+        <w:t>kepuasan</w:t>
+      </w:r>
+      <w:proofErr w:type="spellEnd"/>
+      <w:r>
+        <w:rPr>
+          <w:rFonts w:ascii="Times New Roman" w:hAnsi="Times New Roman" w:cs="Times New Roman"/>
+          <w:sz w:val="24"/>
+          <w:szCs w:val="24"/>
+        </w:rPr>
+        <w:t xml:space="preserve"> </w:t>
+      </w:r>
+      <w:proofErr w:type="spellStart"/>
+      <w:r>
+        <w:rPr>
+          <w:rFonts w:ascii="Times New Roman" w:hAnsi="Times New Roman" w:cs="Times New Roman"/>
+          <w:sz w:val="24"/>
+          <w:szCs w:val="24"/>
+        </w:rPr>
+        <w:t>mahasiswa</w:t>
+      </w:r>
+      <w:proofErr w:type="spellEnd"/>
+      <w:r>
+        <w:rPr>
+          <w:rFonts w:ascii="Times New Roman" w:hAnsi="Times New Roman" w:cs="Times New Roman"/>
+          <w:sz w:val="24"/>
+          <w:szCs w:val="24"/>
+        </w:rPr>
+        <w:t xml:space="preserve"> </w:t>
+      </w:r>
+      <w:proofErr w:type="spellStart"/>
+      <w:r>
+        <w:rPr>
+          <w:rFonts w:ascii="Times New Roman" w:hAnsi="Times New Roman" w:cs="Times New Roman"/>
+          <w:sz w:val="24"/>
+          <w:szCs w:val="24"/>
+        </w:rPr>
+        <w:t>terhadap</w:t>
+      </w:r>
+      <w:proofErr w:type="spellEnd"/>
+      <w:r>
+        <w:rPr>
+          <w:rFonts w:ascii="Times New Roman" w:hAnsi="Times New Roman" w:cs="Times New Roman"/>
+          <w:sz w:val="24"/>
+          <w:szCs w:val="24"/>
+        </w:rPr>
+        <w:t xml:space="preserve"> </w:t>
+      </w:r>
+      <w:proofErr w:type="spellStart"/>
+      <w:r>
+        <w:rPr>
+          <w:rFonts w:ascii="Times New Roman" w:hAnsi="Times New Roman" w:cs="Times New Roman"/>
+          <w:sz w:val="24"/>
+          <w:szCs w:val="24"/>
+        </w:rPr>
+        <w:t>penggunaan</w:t>
+      </w:r>
+      <w:proofErr w:type="spellEnd"/>
+      <w:r>
+        <w:rPr>
+          <w:rFonts w:ascii="Times New Roman" w:hAnsi="Times New Roman" w:cs="Times New Roman"/>
+          <w:sz w:val="24"/>
+          <w:szCs w:val="24"/>
+        </w:rPr>
+        <w:t xml:space="preserve"> website </w:t>
+      </w:r>
+      <w:proofErr w:type="spellStart"/>
+      <w:r>
+        <w:rPr>
+          <w:rFonts w:ascii="Times New Roman" w:hAnsi="Times New Roman" w:cs="Times New Roman"/>
+          <w:sz w:val="24"/>
+          <w:szCs w:val="24"/>
+        </w:rPr>
+        <w:t>Berajah</w:t>
+      </w:r>
+      <w:proofErr w:type="spellEnd"/>
+      <w:r>
+        <w:rPr>
+          <w:rFonts w:ascii="Times New Roman" w:hAnsi="Times New Roman" w:cs="Times New Roman"/>
+          <w:sz w:val="24"/>
+          <w:szCs w:val="24"/>
+        </w:rPr>
+        <w:t xml:space="preserve"> agar </w:t>
+      </w:r>
+      <w:proofErr w:type="spellStart"/>
+      <w:r>
+        <w:rPr>
+          <w:rFonts w:ascii="Times New Roman" w:hAnsi="Times New Roman" w:cs="Times New Roman"/>
+          <w:sz w:val="24"/>
+          <w:szCs w:val="24"/>
+        </w:rPr>
+        <w:t>dapat</w:t>
+      </w:r>
+      <w:proofErr w:type="spellEnd"/>
+      <w:r>
+        <w:rPr>
+          <w:rFonts w:ascii="Times New Roman" w:hAnsi="Times New Roman" w:cs="Times New Roman"/>
+          <w:sz w:val="24"/>
+          <w:szCs w:val="24"/>
+        </w:rPr>
+        <w:t xml:space="preserve"> </w:t>
+      </w:r>
+      <w:proofErr w:type="spellStart"/>
+      <w:r>
+        <w:rPr>
+          <w:rFonts w:ascii="Times New Roman" w:hAnsi="Times New Roman" w:cs="Times New Roman"/>
+          <w:sz w:val="24"/>
+          <w:szCs w:val="24"/>
+        </w:rPr>
+        <w:t>menjadi</w:t>
+      </w:r>
+      <w:proofErr w:type="spellEnd"/>
+      <w:r>
+        <w:rPr>
+          <w:rFonts w:ascii="Times New Roman" w:hAnsi="Times New Roman" w:cs="Times New Roman"/>
+          <w:sz w:val="24"/>
+          <w:szCs w:val="24"/>
+        </w:rPr>
+        <w:t xml:space="preserve"> </w:t>
+      </w:r>
+      <w:proofErr w:type="spellStart"/>
+      <w:r>
+        <w:rPr>
+          <w:rFonts w:ascii="Times New Roman" w:hAnsi="Times New Roman" w:cs="Times New Roman"/>
+          <w:sz w:val="24"/>
+          <w:szCs w:val="24"/>
+        </w:rPr>
+        <w:t>bahan</w:t>
+      </w:r>
+      <w:proofErr w:type="spellEnd"/>
+      <w:r>
+        <w:rPr>
+          <w:rFonts w:ascii="Times New Roman" w:hAnsi="Times New Roman" w:cs="Times New Roman"/>
+          <w:sz w:val="24"/>
+          <w:szCs w:val="24"/>
+        </w:rPr>
+        <w:t xml:space="preserve"> </w:t>
+      </w:r>
+      <w:proofErr w:type="spellStart"/>
+      <w:r>
+        <w:rPr>
+          <w:rFonts w:ascii="Times New Roman" w:hAnsi="Times New Roman" w:cs="Times New Roman"/>
+          <w:sz w:val="24"/>
+          <w:szCs w:val="24"/>
+        </w:rPr>
+        <w:t>evaluasi</w:t>
+      </w:r>
+      <w:proofErr w:type="spellEnd"/>
+      <w:r>
+        <w:rPr>
+          <w:rFonts w:ascii="Times New Roman" w:hAnsi="Times New Roman" w:cs="Times New Roman"/>
+          <w:sz w:val="24"/>
+          <w:szCs w:val="24"/>
+        </w:rPr>
+        <w:t xml:space="preserve"> </w:t>
+      </w:r>
+      <w:proofErr w:type="spellStart"/>
+      <w:r>
+        <w:rPr>
+          <w:rFonts w:ascii="Times New Roman" w:hAnsi="Times New Roman" w:cs="Times New Roman"/>
+          <w:sz w:val="24"/>
+          <w:szCs w:val="24"/>
+        </w:rPr>
+        <w:t>untuk</w:t>
+      </w:r>
+      <w:proofErr w:type="spellEnd"/>
+      <w:r>
+        <w:rPr>
+          <w:rFonts w:ascii="Times New Roman" w:hAnsi="Times New Roman" w:cs="Times New Roman"/>
+          <w:sz w:val="24"/>
+          <w:szCs w:val="24"/>
+        </w:rPr>
+        <w:t xml:space="preserve"> </w:t>
+      </w:r>
+      <w:proofErr w:type="spellStart"/>
+      <w:r>
+        <w:rPr>
+          <w:rFonts w:ascii="Times New Roman" w:hAnsi="Times New Roman" w:cs="Times New Roman"/>
+          <w:sz w:val="24"/>
+          <w:szCs w:val="24"/>
+        </w:rPr>
+        <w:t>meningkatkan</w:t>
+      </w:r>
+      <w:proofErr w:type="spellEnd"/>
+      <w:r>
+        <w:rPr>
+          <w:rFonts w:ascii="Times New Roman" w:hAnsi="Times New Roman" w:cs="Times New Roman"/>
+          <w:sz w:val="24"/>
+          <w:szCs w:val="24"/>
+        </w:rPr>
+        <w:t xml:space="preserve"> </w:t>
+      </w:r>
+      <w:proofErr w:type="spellStart"/>
+      <w:r>
+        <w:rPr>
+          <w:rFonts w:ascii="Times New Roman" w:hAnsi="Times New Roman" w:cs="Times New Roman"/>
+          <w:sz w:val="24"/>
+          <w:szCs w:val="24"/>
+        </w:rPr>
+        <w:t>kualitas</w:t>
+      </w:r>
+      <w:proofErr w:type="spellEnd"/>
+      <w:r>
+        <w:rPr>
+          <w:rFonts w:ascii="Times New Roman" w:hAnsi="Times New Roman" w:cs="Times New Roman"/>
+          <w:sz w:val="24"/>
+          <w:szCs w:val="24"/>
+        </w:rPr>
+        <w:t xml:space="preserve"> </w:t>
+      </w:r>
+      <w:proofErr w:type="spellStart"/>
+      <w:r>
+        <w:rPr>
+          <w:rFonts w:ascii="Times New Roman" w:hAnsi="Times New Roman" w:cs="Times New Roman"/>
+          <w:sz w:val="24"/>
+          <w:szCs w:val="24"/>
+        </w:rPr>
+        <w:t>layanan</w:t>
+      </w:r>
+      <w:proofErr w:type="spellEnd"/>
+      <w:r>
+        <w:rPr>
+          <w:rFonts w:ascii="Times New Roman" w:hAnsi="Times New Roman" w:cs="Times New Roman"/>
+          <w:sz w:val="24"/>
+          <w:szCs w:val="24"/>
+        </w:rPr>
+        <w:t xml:space="preserve">. </w:t>
+      </w:r>
+      <w:proofErr w:type="spellStart"/>
+      <w:r>
+        <w:rPr>
+          <w:rFonts w:ascii="Times New Roman" w:hAnsi="Times New Roman" w:cs="Times New Roman"/>
+          <w:sz w:val="24"/>
+          <w:szCs w:val="24"/>
+        </w:rPr>
+        <w:t>Kepuasan</w:t>
+      </w:r>
+      <w:proofErr w:type="spellEnd"/>
+      <w:r>
+        <w:rPr>
+          <w:rFonts w:ascii="Times New Roman" w:hAnsi="Times New Roman" w:cs="Times New Roman"/>
+          <w:sz w:val="24"/>
+          <w:szCs w:val="24"/>
+        </w:rPr>
+        <w:t xml:space="preserve"> </w:t>
+      </w:r>
+      <w:proofErr w:type="spellStart"/>
+      <w:r>
+        <w:rPr>
+          <w:rFonts w:ascii="Times New Roman" w:hAnsi="Times New Roman" w:cs="Times New Roman"/>
+          <w:sz w:val="24"/>
+          <w:szCs w:val="24"/>
+        </w:rPr>
+        <w:t>mahasiswa</w:t>
+      </w:r>
+      <w:proofErr w:type="spellEnd"/>
+      <w:r>
+        <w:rPr>
+          <w:rFonts w:ascii="Times New Roman" w:hAnsi="Times New Roman" w:cs="Times New Roman"/>
+          <w:sz w:val="24"/>
+          <w:szCs w:val="24"/>
+        </w:rPr>
+        <w:t xml:space="preserve"> </w:t>
+      </w:r>
+      <w:proofErr w:type="spellStart"/>
+      <w:r>
+        <w:rPr>
+          <w:rFonts w:ascii="Times New Roman" w:hAnsi="Times New Roman" w:cs="Times New Roman"/>
+          <w:sz w:val="24"/>
+          <w:szCs w:val="24"/>
+        </w:rPr>
+        <w:t>dapat</w:t>
+      </w:r>
+      <w:proofErr w:type="spellEnd"/>
+      <w:r>
+        <w:rPr>
+          <w:rFonts w:ascii="Times New Roman" w:hAnsi="Times New Roman" w:cs="Times New Roman"/>
+          <w:sz w:val="24"/>
+          <w:szCs w:val="24"/>
+        </w:rPr>
+        <w:t xml:space="preserve"> </w:t>
+      </w:r>
+      <w:proofErr w:type="spellStart"/>
+      <w:r>
+        <w:rPr>
+          <w:rFonts w:ascii="Times New Roman" w:hAnsi="Times New Roman" w:cs="Times New Roman"/>
+          <w:sz w:val="24"/>
+          <w:szCs w:val="24"/>
+        </w:rPr>
+        <w:t>dilihat</w:t>
+      </w:r>
+      <w:proofErr w:type="spellEnd"/>
+      <w:r>
+        <w:rPr>
+          <w:rFonts w:ascii="Times New Roman" w:hAnsi="Times New Roman" w:cs="Times New Roman"/>
+          <w:sz w:val="24"/>
+          <w:szCs w:val="24"/>
+        </w:rPr>
+        <w:t xml:space="preserve"> </w:t>
+      </w:r>
+      <w:proofErr w:type="spellStart"/>
+      <w:r>
+        <w:rPr>
+          <w:rFonts w:ascii="Times New Roman" w:hAnsi="Times New Roman" w:cs="Times New Roman"/>
+          <w:sz w:val="24"/>
+          <w:szCs w:val="24"/>
+        </w:rPr>
+        <w:t>dari</w:t>
+      </w:r>
+      <w:proofErr w:type="spellEnd"/>
+      <w:r>
+        <w:rPr>
+          <w:rFonts w:ascii="Times New Roman" w:hAnsi="Times New Roman" w:cs="Times New Roman"/>
+          <w:sz w:val="24"/>
+          <w:szCs w:val="24"/>
+        </w:rPr>
+        <w:t xml:space="preserve"> </w:t>
+      </w:r>
+      <w:proofErr w:type="spellStart"/>
+      <w:r>
+        <w:rPr>
+          <w:rFonts w:ascii="Times New Roman" w:hAnsi="Times New Roman" w:cs="Times New Roman"/>
+          <w:sz w:val="24"/>
+          <w:szCs w:val="24"/>
+        </w:rPr>
+        <w:t>berbagai</w:t>
+      </w:r>
+      <w:proofErr w:type="spellEnd"/>
+      <w:r>
+        <w:rPr>
+          <w:rFonts w:ascii="Times New Roman" w:hAnsi="Times New Roman" w:cs="Times New Roman"/>
+          <w:sz w:val="24"/>
+          <w:szCs w:val="24"/>
+        </w:rPr>
+        <w:t xml:space="preserve"> </w:t>
+      </w:r>
+      <w:proofErr w:type="spellStart"/>
+      <w:r>
+        <w:rPr>
+          <w:rFonts w:ascii="Times New Roman" w:hAnsi="Times New Roman" w:cs="Times New Roman"/>
+          <w:sz w:val="24"/>
+          <w:szCs w:val="24"/>
+        </w:rPr>
+        <w:t>aspek</w:t>
+      </w:r>
+      <w:proofErr w:type="spellEnd"/>
+      <w:r>
+        <w:rPr>
+          <w:rFonts w:ascii="Times New Roman" w:hAnsi="Times New Roman" w:cs="Times New Roman"/>
+          <w:sz w:val="24"/>
+          <w:szCs w:val="24"/>
+        </w:rPr>
+        <w:t xml:space="preserve">, </w:t>
+      </w:r>
+      <w:proofErr w:type="spellStart"/>
+      <w:r>
+        <w:rPr>
+          <w:rFonts w:ascii="Times New Roman" w:hAnsi="Times New Roman" w:cs="Times New Roman"/>
+          <w:sz w:val="24"/>
+          <w:szCs w:val="24"/>
+        </w:rPr>
+        <w:t>seperti</w:t>
+      </w:r>
+      <w:proofErr w:type="spellEnd"/>
+      <w:r>
+        <w:rPr>
+          <w:rFonts w:ascii="Times New Roman" w:hAnsi="Times New Roman" w:cs="Times New Roman"/>
+          <w:sz w:val="24"/>
+          <w:szCs w:val="24"/>
+        </w:rPr>
+        <w:t xml:space="preserve"> </w:t>
+      </w:r>
+      <w:proofErr w:type="spellStart"/>
+      <w:r>
+        <w:rPr>
+          <w:rFonts w:ascii="Times New Roman" w:hAnsi="Times New Roman" w:cs="Times New Roman"/>
+          <w:sz w:val="24"/>
+          <w:szCs w:val="24"/>
+        </w:rPr>
+        <w:t>kemudahan</w:t>
+      </w:r>
+      <w:proofErr w:type="spellEnd"/>
+      <w:r>
+        <w:rPr>
+          <w:rFonts w:ascii="Times New Roman" w:hAnsi="Times New Roman" w:cs="Times New Roman"/>
+          <w:sz w:val="24"/>
+          <w:szCs w:val="24"/>
+        </w:rPr>
+        <w:t xml:space="preserve"> </w:t>
+      </w:r>
+      <w:proofErr w:type="spellStart"/>
+      <w:r>
+        <w:rPr>
+          <w:rFonts w:ascii="Times New Roman" w:hAnsi="Times New Roman" w:cs="Times New Roman"/>
+          <w:sz w:val="24"/>
+          <w:szCs w:val="24"/>
+        </w:rPr>
+        <w:t>mengakses</w:t>
+      </w:r>
+      <w:proofErr w:type="spellEnd"/>
+      <w:r>
+        <w:rPr>
+          <w:rFonts w:ascii="Times New Roman" w:hAnsi="Times New Roman" w:cs="Times New Roman"/>
+          <w:sz w:val="24"/>
+          <w:szCs w:val="24"/>
+        </w:rPr>
+        <w:t xml:space="preserve"> website, </w:t>
+      </w:r>
+      <w:proofErr w:type="spellStart"/>
+      <w:r>
+        <w:rPr>
+          <w:rFonts w:ascii="Times New Roman" w:hAnsi="Times New Roman" w:cs="Times New Roman"/>
+          <w:sz w:val="24"/>
+          <w:szCs w:val="24"/>
+        </w:rPr>
+        <w:t>kemudahan</w:t>
+      </w:r>
+      <w:proofErr w:type="spellEnd"/>
+      <w:r>
+        <w:rPr>
+          <w:rFonts w:ascii="Times New Roman" w:hAnsi="Times New Roman" w:cs="Times New Roman"/>
+          <w:sz w:val="24"/>
+          <w:szCs w:val="24"/>
+        </w:rPr>
+        <w:t xml:space="preserve"> login, </w:t>
+      </w:r>
+      <w:proofErr w:type="spellStart"/>
+      <w:r>
+        <w:rPr>
+          <w:rFonts w:ascii="Times New Roman" w:hAnsi="Times New Roman" w:cs="Times New Roman"/>
+          <w:sz w:val="24"/>
+          <w:szCs w:val="24"/>
+        </w:rPr>
+        <w:t>kecepatan</w:t>
+      </w:r>
+      <w:proofErr w:type="spellEnd"/>
+      <w:r>
+        <w:rPr>
+          <w:rFonts w:ascii="Times New Roman" w:hAnsi="Times New Roman" w:cs="Times New Roman"/>
+          <w:sz w:val="24"/>
+          <w:szCs w:val="24"/>
+        </w:rPr>
+        <w:t xml:space="preserve">, </w:t>
+      </w:r>
+      <w:proofErr w:type="spellStart"/>
+      <w:r>
+        <w:rPr>
+          <w:rFonts w:ascii="Times New Roman" w:hAnsi="Times New Roman" w:cs="Times New Roman"/>
+          <w:sz w:val="24"/>
+          <w:szCs w:val="24"/>
+        </w:rPr>
+        <w:t>kestabilan</w:t>
+      </w:r>
+      <w:proofErr w:type="spellEnd"/>
+      <w:r>
+        <w:rPr>
+          <w:rFonts w:ascii="Times New Roman" w:hAnsi="Times New Roman" w:cs="Times New Roman"/>
+          <w:sz w:val="24"/>
+          <w:szCs w:val="24"/>
+        </w:rPr>
+        <w:t xml:space="preserve"> </w:t>
+      </w:r>
+      <w:proofErr w:type="spellStart"/>
+      <w:r>
+        <w:rPr>
+          <w:rFonts w:ascii="Times New Roman" w:hAnsi="Times New Roman" w:cs="Times New Roman"/>
+          <w:sz w:val="24"/>
+          <w:szCs w:val="24"/>
+        </w:rPr>
+        <w:t>sistem</w:t>
+      </w:r>
+      <w:proofErr w:type="spellEnd"/>
+      <w:r>
+        <w:rPr>
+          <w:rFonts w:ascii="Times New Roman" w:hAnsi="Times New Roman" w:cs="Times New Roman"/>
+          <w:sz w:val="24"/>
+          <w:szCs w:val="24"/>
+        </w:rPr>
+        <w:t xml:space="preserve">, </w:t>
+      </w:r>
+      <w:proofErr w:type="spellStart"/>
+      <w:r>
+        <w:rPr>
+          <w:rFonts w:ascii="Times New Roman" w:hAnsi="Times New Roman" w:cs="Times New Roman"/>
+          <w:sz w:val="24"/>
+          <w:szCs w:val="24"/>
+        </w:rPr>
+        <w:t>serta</w:t>
+      </w:r>
+      <w:proofErr w:type="spellEnd"/>
+      <w:r>
+        <w:rPr>
+          <w:rFonts w:ascii="Times New Roman" w:hAnsi="Times New Roman" w:cs="Times New Roman"/>
+          <w:sz w:val="24"/>
+          <w:szCs w:val="24"/>
+        </w:rPr>
+        <w:t xml:space="preserve"> </w:t>
+      </w:r>
+      <w:proofErr w:type="spellStart"/>
+      <w:r>
+        <w:rPr>
+          <w:rFonts w:ascii="Times New Roman" w:hAnsi="Times New Roman" w:cs="Times New Roman"/>
+          <w:sz w:val="24"/>
+          <w:szCs w:val="24"/>
+        </w:rPr>
+        <w:t>kejelasan</w:t>
+      </w:r>
+      <w:proofErr w:type="spellEnd"/>
+      <w:r>
+        <w:rPr>
+          <w:rFonts w:ascii="Times New Roman" w:hAnsi="Times New Roman" w:cs="Times New Roman"/>
+          <w:sz w:val="24"/>
+          <w:szCs w:val="24"/>
+        </w:rPr>
+        <w:t xml:space="preserve"> </w:t>
+      </w:r>
+      <w:proofErr w:type="spellStart"/>
+      <w:r>
+        <w:rPr>
+          <w:rFonts w:ascii="Times New Roman" w:hAnsi="Times New Roman" w:cs="Times New Roman"/>
+          <w:sz w:val="24"/>
+          <w:szCs w:val="24"/>
+        </w:rPr>
+        <w:t>informasi</w:t>
+      </w:r>
+      <w:proofErr w:type="spellEnd"/>
+      <w:r>
+        <w:rPr>
+          <w:rFonts w:ascii="Times New Roman" w:hAnsi="Times New Roman" w:cs="Times New Roman"/>
+          <w:sz w:val="24"/>
+          <w:szCs w:val="24"/>
+        </w:rPr>
+        <w:t xml:space="preserve"> yang </w:t>
+      </w:r>
+      <w:proofErr w:type="spellStart"/>
+      <w:r>
+        <w:rPr>
+          <w:rFonts w:ascii="Times New Roman" w:hAnsi="Times New Roman" w:cs="Times New Roman"/>
+          <w:sz w:val="24"/>
+          <w:szCs w:val="24"/>
+        </w:rPr>
+        <w:t>disajikan</w:t>
+      </w:r>
+      <w:proofErr w:type="spellEnd"/>
+      <w:r>
+        <w:rPr>
+          <w:rFonts w:ascii="Times New Roman" w:hAnsi="Times New Roman" w:cs="Times New Roman"/>
+          <w:sz w:val="24"/>
+          <w:szCs w:val="24"/>
+        </w:rPr>
+        <w:t>.</w:t>
+      </w:r>
+    </w:p>
+    <w:p>
+      <w:pPr>
+        <w:pStyle w:val="ListParagraph"/>
+        <w:tabs>
+          <w:tab w:val="left" w:pos="0"/>
+        </w:tabs>
+        <w:spacing w:line="360" w:lineRule="auto"/>
+        <w:ind w:left="360"/>
+        <w:jc w:val="both"/>
+        <w:rPr>
+          <w:rFonts w:ascii="Times New Roman" w:hAnsi="Times New Roman" w:cs="Times New Roman"/>
+          <w:sz w:val="24"/>
+          <w:szCs w:val="24"/>
+          <w:lang w:val="sv-SE"/>
+        </w:rPr>
+      </w:pPr>
+      <w:r>
+        <w:rPr>
+          <w:rFonts w:ascii="Times New Roman" w:hAnsi="Times New Roman" w:cs="Times New Roman"/>
+          <w:sz w:val="24"/>
+          <w:szCs w:val="24"/>
+        </w:rPr>
+        <w:tab/>
+      </w:r>
+      <w:proofErr w:type="spellStart"/>
+      <w:r>
+        <w:rPr>
+          <w:rFonts w:ascii="Times New Roman" w:hAnsi="Times New Roman" w:cs="Times New Roman"/>
+          <w:sz w:val="24"/>
+          <w:szCs w:val="24"/>
+        </w:rPr>
+        <w:t>Penelitian</w:t>
+      </w:r>
+      <w:proofErr w:type="spellEnd"/>
+      <w:r>
+        <w:rPr>
+          <w:rFonts w:ascii="Times New Roman" w:hAnsi="Times New Roman" w:cs="Times New Roman"/>
+          <w:sz w:val="24"/>
+          <w:szCs w:val="24"/>
+        </w:rPr>
+        <w:t xml:space="preserve"> </w:t>
+      </w:r>
+      <w:proofErr w:type="spellStart"/>
+      <w:r>
+        <w:rPr>
+          <w:rFonts w:ascii="Times New Roman" w:hAnsi="Times New Roman" w:cs="Times New Roman"/>
+          <w:sz w:val="24"/>
+          <w:szCs w:val="24"/>
+        </w:rPr>
+        <w:t>ini</w:t>
+      </w:r>
+      <w:proofErr w:type="spellEnd"/>
+      <w:r>
+        <w:rPr>
+          <w:rFonts w:ascii="Times New Roman" w:hAnsi="Times New Roman" w:cs="Times New Roman"/>
+          <w:sz w:val="24"/>
+          <w:szCs w:val="24"/>
+        </w:rPr>
+        <w:t xml:space="preserve"> </w:t>
+      </w:r>
+      <w:proofErr w:type="spellStart"/>
+      <w:r>
+        <w:rPr>
+          <w:rFonts w:ascii="Times New Roman" w:hAnsi="Times New Roman" w:cs="Times New Roman"/>
+          <w:sz w:val="24"/>
+          <w:szCs w:val="24"/>
+        </w:rPr>
+        <w:t>menggunakan</w:t>
+      </w:r>
+      <w:proofErr w:type="spellEnd"/>
+      <w:r>
+        <w:rPr>
+          <w:rFonts w:ascii="Times New Roman" w:hAnsi="Times New Roman" w:cs="Times New Roman"/>
+          <w:sz w:val="24"/>
+          <w:szCs w:val="24"/>
+        </w:rPr>
+        <w:t xml:space="preserve"> </w:t>
+      </w:r>
+      <w:proofErr w:type="spellStart"/>
+      <w:r>
+        <w:rPr>
+          <w:rFonts w:ascii="Times New Roman" w:hAnsi="Times New Roman" w:cs="Times New Roman"/>
+          <w:sz w:val="24"/>
+          <w:szCs w:val="24"/>
+        </w:rPr>
+        <w:t>survei</w:t>
+      </w:r>
+      <w:proofErr w:type="spellEnd"/>
+      <w:r>
+        <w:rPr>
+          <w:rFonts w:ascii="Times New Roman" w:hAnsi="Times New Roman" w:cs="Times New Roman"/>
+          <w:sz w:val="24"/>
+          <w:szCs w:val="24"/>
+        </w:rPr>
+        <w:t xml:space="preserve"> online </w:t>
+      </w:r>
+      <w:proofErr w:type="spellStart"/>
+      <w:r>
+        <w:rPr>
+          <w:rFonts w:ascii="Times New Roman" w:hAnsi="Times New Roman" w:cs="Times New Roman"/>
+          <w:sz w:val="24"/>
+          <w:szCs w:val="24"/>
+        </w:rPr>
+        <w:t>dengan</w:t>
+      </w:r>
+      <w:proofErr w:type="spellEnd"/>
+      <w:r>
+        <w:rPr>
+          <w:rFonts w:ascii="Times New Roman" w:hAnsi="Times New Roman" w:cs="Times New Roman"/>
+          <w:sz w:val="24"/>
+          <w:szCs w:val="24"/>
+        </w:rPr>
+        <w:t xml:space="preserve"> </w:t>
+      </w:r>
+      <w:proofErr w:type="spellStart"/>
+      <w:r>
+        <w:rPr>
+          <w:rFonts w:ascii="Times New Roman" w:hAnsi="Times New Roman" w:cs="Times New Roman"/>
+          <w:sz w:val="24"/>
+          <w:szCs w:val="24"/>
+        </w:rPr>
+        <w:t>teknik</w:t>
+      </w:r>
+      <w:proofErr w:type="spellEnd"/>
+      <w:r>
+        <w:rPr>
+          <w:rFonts w:ascii="Times New Roman" w:hAnsi="Times New Roman" w:cs="Times New Roman"/>
+          <w:sz w:val="24"/>
+          <w:szCs w:val="24"/>
+        </w:rPr>
+        <w:t xml:space="preserve"> non-probability sampling, </w:t>
+      </w:r>
+      <w:proofErr w:type="spellStart"/>
+      <w:r>
+        <w:rPr>
+          <w:rFonts w:ascii="Times New Roman" w:hAnsi="Times New Roman" w:cs="Times New Roman"/>
+          <w:sz w:val="24"/>
+          <w:szCs w:val="24"/>
+        </w:rPr>
+        <w:t>yaitu</w:t>
+      </w:r>
+      <w:proofErr w:type="spellEnd"/>
+      <w:r>
+        <w:rPr>
+          <w:rFonts w:ascii="Times New Roman" w:hAnsi="Times New Roman" w:cs="Times New Roman"/>
+          <w:sz w:val="24"/>
+          <w:szCs w:val="24"/>
+        </w:rPr>
+        <w:t xml:space="preserve"> </w:t>
+      </w:r>
+      <w:r>
+        <w:rPr>
+          <w:rFonts w:ascii="Times New Roman" w:hAnsi="Times New Roman" w:cs="Times New Roman"/>
+          <w:sz w:val="24"/>
+          <w:szCs w:val="24"/>
+        </w:rPr>
+        <w:t xml:space="preserve">Purposive </w:t>
+      </w:r>
+      <w:r>
+        <w:rPr>
+          <w:rFonts w:ascii="Times New Roman" w:hAnsi="Times New Roman" w:cs="Times New Roman"/>
+          <w:sz w:val="24"/>
+          <w:szCs w:val="24"/>
+        </w:rPr>
+        <w:t xml:space="preserve">sampling, </w:t>
+      </w:r>
+      <w:proofErr w:type="spellStart"/>
+      <w:r>
+        <w:rPr>
+          <w:rFonts w:ascii="Times New Roman" w:hAnsi="Times New Roman" w:cs="Times New Roman"/>
+          <w:sz w:val="24"/>
+          <w:szCs w:val="24"/>
+        </w:rPr>
+        <w:t>karena</w:t>
+      </w:r>
+      <w:proofErr w:type="spellEnd"/>
+      <w:r>
+        <w:rPr>
+          <w:rFonts w:ascii="Times New Roman" w:hAnsi="Times New Roman" w:cs="Times New Roman"/>
+          <w:sz w:val="24"/>
+          <w:szCs w:val="24"/>
+        </w:rPr>
+        <w:t xml:space="preserve"> </w:t>
+      </w:r>
+      <w:proofErr w:type="spellStart"/>
+      <w:r>
+        <w:rPr>
+          <w:rFonts w:ascii="Times New Roman" w:hAnsi="Times New Roman" w:cs="Times New Roman"/>
+          <w:sz w:val="24"/>
+          <w:szCs w:val="24"/>
+        </w:rPr>
+        <w:t>responden</w:t>
+      </w:r>
+      <w:proofErr w:type="spellEnd"/>
+      <w:r>
+        <w:rPr>
+          <w:rFonts w:ascii="Times New Roman" w:hAnsi="Times New Roman" w:cs="Times New Roman"/>
+          <w:sz w:val="24"/>
+          <w:szCs w:val="24"/>
+        </w:rPr>
+        <w:t xml:space="preserve"> </w:t>
+      </w:r>
+      <w:proofErr w:type="spellStart"/>
+      <w:r>
+        <w:rPr>
+          <w:rFonts w:ascii="Times New Roman" w:hAnsi="Times New Roman" w:cs="Times New Roman"/>
+          <w:sz w:val="24"/>
+          <w:szCs w:val="24"/>
+        </w:rPr>
+        <w:t>dipilih</w:t>
+      </w:r>
+      <w:proofErr w:type="spellEnd"/>
+      <w:r>
+        <w:rPr>
+          <w:rFonts w:ascii="Times New Roman" w:hAnsi="Times New Roman" w:cs="Times New Roman"/>
+          <w:sz w:val="24"/>
+          <w:szCs w:val="24"/>
+        </w:rPr>
+        <w:t xml:space="preserve"> </w:t>
+      </w:r>
+      <w:proofErr w:type="spellStart"/>
+      <w:r>
+        <w:rPr>
+          <w:rFonts w:ascii="Times New Roman" w:hAnsi="Times New Roman" w:cs="Times New Roman"/>
+          <w:sz w:val="24"/>
+          <w:szCs w:val="24"/>
+        </w:rPr>
+        <w:t>berdasarkan</w:t>
+      </w:r>
+      <w:proofErr w:type="spellEnd"/>
+      <w:r>
+        <w:rPr>
+          <w:rFonts w:ascii="Times New Roman" w:hAnsi="Times New Roman" w:cs="Times New Roman"/>
+          <w:sz w:val="24"/>
+          <w:szCs w:val="24"/>
+        </w:rPr>
+        <w:t xml:space="preserve"> </w:t>
+      </w:r>
+      <w:proofErr w:type="spellStart"/>
+      <w:r>
+        <w:rPr>
+          <w:rFonts w:ascii="Times New Roman" w:hAnsi="Times New Roman" w:cs="Times New Roman"/>
+          <w:sz w:val="24"/>
+          <w:szCs w:val="24"/>
+        </w:rPr>
+        <w:t>kemudahan</w:t>
+      </w:r>
+      <w:proofErr w:type="spellEnd"/>
+      <w:r>
+        <w:rPr>
+          <w:rFonts w:ascii="Times New Roman" w:hAnsi="Times New Roman" w:cs="Times New Roman"/>
+          <w:sz w:val="24"/>
+          <w:szCs w:val="24"/>
+        </w:rPr>
+        <w:t xml:space="preserve"> </w:t>
+      </w:r>
+      <w:proofErr w:type="spellStart"/>
+      <w:r>
+        <w:rPr>
+          <w:rFonts w:ascii="Times New Roman" w:hAnsi="Times New Roman" w:cs="Times New Roman"/>
+          <w:sz w:val="24"/>
+          <w:szCs w:val="24"/>
+        </w:rPr>
+        <w:t>dalam</w:t>
+      </w:r>
+      <w:proofErr w:type="spellEnd"/>
+      <w:r>
+        <w:rPr>
+          <w:rFonts w:ascii="Times New Roman" w:hAnsi="Times New Roman" w:cs="Times New Roman"/>
+          <w:sz w:val="24"/>
+          <w:szCs w:val="24"/>
+        </w:rPr>
+        <w:t xml:space="preserve"> </w:t>
+      </w:r>
+      <w:proofErr w:type="spellStart"/>
+      <w:r>
+        <w:rPr>
+          <w:rFonts w:ascii="Times New Roman" w:hAnsi="Times New Roman" w:cs="Times New Roman"/>
+          <w:sz w:val="24"/>
+          <w:szCs w:val="24"/>
+        </w:rPr>
+        <w:t>memperoleh</w:t>
+      </w:r>
+      <w:proofErr w:type="spellEnd"/>
+      <w:r>
+        <w:rPr>
+          <w:rFonts w:ascii="Times New Roman" w:hAnsi="Times New Roman" w:cs="Times New Roman"/>
+          <w:sz w:val="24"/>
+          <w:szCs w:val="24"/>
+        </w:rPr>
+        <w:t xml:space="preserve"> data. </w:t>
+      </w:r>
+      <w:r>
+        <w:rPr>
+          <w:rFonts w:ascii="Times New Roman" w:hAnsi="Times New Roman" w:cs="Times New Roman"/>
+          <w:sz w:val="24"/>
+          <w:szCs w:val="24"/>
+          <w:lang w:val="sv-SE"/>
+        </w:rPr>
+        <w:t>Metode ini sering digunakan dalam survei online, namun berpotensi menimbulkan bias akibat distribusi sampel yang tidak seimbang. Untuk mengatasi hal tersebut, dilakukan analisis menggunakan naive estimation dan weighted estimation agar hasil estimasi tingkat kepuasan mahasiswa dapat lebih representatif terhadap populasi.</w:t>
+      </w:r>
+    </w:p>
+    <w:p>
+      <w:pPr>
+        <w:pStyle w:val="ListParagraph"/>
+        <w:tabs>
+          <w:tab w:val="left" w:pos="0"/>
+        </w:tabs>
+        <w:spacing w:line="360" w:lineRule="auto"/>
+        <w:ind w:left="360"/>
+        <w:jc w:val="both"/>
+        <w:rPr>
+          <w:rFonts w:ascii="Times New Roman" w:hAnsi="Times New Roman" w:cs="Times New Roman"/>
+          <w:sz w:val="24"/>
+          <w:szCs w:val="24"/>
+          <w:lang w:val="sv-SE"/>
+        </w:rPr>
+      </w:pPr>
+      <w:r>
+        <w:rPr>
+          <w:rFonts w:ascii="Times New Roman" w:hAnsi="Times New Roman" w:cs="Times New Roman"/>
+          <w:sz w:val="24"/>
+          <w:szCs w:val="24"/>
+          <w:lang w:val="sv-SE"/>
+        </w:rPr>
+        <w:tab/>
+      </w:r>
+      <w:r>
+        <w:rPr>
+          <w:rFonts w:ascii="Times New Roman" w:hAnsi="Times New Roman" w:cs="Times New Roman"/>
+          <w:sz w:val="24"/>
+          <w:szCs w:val="24"/>
+          <w:lang w:val="sv-SE"/>
+        </w:rPr>
+        <w:t>Berdasarkan uraian tersebut, penelitian ini dilakukan untuk menganalisis tingkat kepuasan mahasiswa FMIPA Universitas Mataram terhadap website Berajah sebagai media pembelajaran melalui survei online menggunakan metode non-probability sampling.</w:t>
+      </w:r>
     </w:p>
     <w:p>
       <w:pPr>
@@ -1665,14 +3605,18 @@
         <w:jc w:val="both"/>
         <w:rPr>
           <w:rFonts w:ascii="Times New Roman" w:hAnsi="Times New Roman" w:cs="Times New Roman"/>
-          <w:sz w:val="24"/>
-          <w:szCs w:val="24"/>
-        </w:rPr>
-      </w:pPr>
-      <w:proofErr w:type="spellStart"/>
-      <w:r>
-        <w:rPr>
-          <w:rFonts w:ascii="Times New Roman" w:hAnsi="Times New Roman" w:cs="Times New Roman"/>
+          <w:b/>
+          <w:bCs/>
+          <w:sz w:val="24"/>
+          <w:szCs w:val="24"/>
+        </w:rPr>
+      </w:pPr>
+      <w:proofErr w:type="spellStart"/>
+      <w:r>
+        <w:rPr>
+          <w:rFonts w:ascii="Times New Roman" w:hAnsi="Times New Roman" w:cs="Times New Roman"/>
+          <w:b/>
+          <w:bCs/>
           <w:sz w:val="24"/>
           <w:szCs w:val="24"/>
         </w:rPr>
@@ -1682,15 +3626,19 @@
       <w:r>
         <w:rPr>
           <w:rFonts w:ascii="Times New Roman" w:hAnsi="Times New Roman" w:cs="Times New Roman"/>
-          <w:sz w:val="24"/>
-          <w:szCs w:val="24"/>
-        </w:rPr>
-        <w:t xml:space="preserve"> </w:t>
-      </w:r>
-      <w:proofErr w:type="spellStart"/>
-      <w:r>
-        <w:rPr>
-          <w:rFonts w:ascii="Times New Roman" w:hAnsi="Times New Roman" w:cs="Times New Roman"/>
+          <w:b/>
+          <w:bCs/>
+          <w:sz w:val="24"/>
+          <w:szCs w:val="24"/>
+        </w:rPr>
+        <w:t xml:space="preserve"> </w:t>
+      </w:r>
+      <w:proofErr w:type="spellStart"/>
+      <w:r>
+        <w:rPr>
+          <w:rFonts w:ascii="Times New Roman" w:hAnsi="Times New Roman" w:cs="Times New Roman"/>
+          <w:b/>
+          <w:bCs/>
           <w:sz w:val="24"/>
           <w:szCs w:val="24"/>
         </w:rPr>
@@ -1890,22 +3838,29 @@
         <w:jc w:val="both"/>
         <w:rPr>
           <w:rFonts w:ascii="Times New Roman" w:hAnsi="Times New Roman" w:cs="Times New Roman"/>
-          <w:sz w:val="24"/>
-          <w:szCs w:val="24"/>
-        </w:rPr>
-      </w:pPr>
-      <w:r>
-        <w:rPr>
-          <w:rFonts w:ascii="Times New Roman" w:hAnsi="Times New Roman" w:cs="Times New Roman"/>
-          <w:sz w:val="24"/>
-          <w:szCs w:val="24"/>
-        </w:rPr>
+          <w:b/>
+          <w:bCs/>
+          <w:sz w:val="24"/>
+          <w:szCs w:val="24"/>
+        </w:rPr>
+      </w:pPr>
+      <w:r>
+        <w:rPr>
+          <w:rFonts w:ascii="Times New Roman" w:hAnsi="Times New Roman" w:cs="Times New Roman"/>
+          <w:b/>
+          <w:bCs/>
+          <w:sz w:val="24"/>
+          <w:szCs w:val="24"/>
+        </w:rPr>
+        <w:lastRenderedPageBreak/>
         <w:t xml:space="preserve">Tujuan </w:t>
       </w:r>
       <w:proofErr w:type="spellStart"/>
       <w:r>
         <w:rPr>
           <w:rFonts w:ascii="Times New Roman" w:hAnsi="Times New Roman" w:cs="Times New Roman"/>
+          <w:b/>
+          <w:bCs/>
           <w:sz w:val="24"/>
           <w:szCs w:val="24"/>
         </w:rPr>
@@ -2215,14 +4170,18 @@
         <w:jc w:val="both"/>
         <w:rPr>
           <w:rFonts w:ascii="Times New Roman" w:hAnsi="Times New Roman" w:cs="Times New Roman"/>
-          <w:sz w:val="24"/>
-          <w:szCs w:val="24"/>
-        </w:rPr>
-      </w:pPr>
-      <w:proofErr w:type="spellStart"/>
-      <w:r>
-        <w:rPr>
-          <w:rFonts w:ascii="Times New Roman" w:hAnsi="Times New Roman" w:cs="Times New Roman"/>
+          <w:b/>
+          <w:bCs/>
+          <w:sz w:val="24"/>
+          <w:szCs w:val="24"/>
+        </w:rPr>
+      </w:pPr>
+      <w:proofErr w:type="spellStart"/>
+      <w:r>
+        <w:rPr>
+          <w:rFonts w:ascii="Times New Roman" w:hAnsi="Times New Roman" w:cs="Times New Roman"/>
+          <w:b/>
+          <w:bCs/>
           <w:sz w:val="24"/>
           <w:szCs w:val="24"/>
         </w:rPr>
@@ -2232,6 +4191,8 @@
       <w:r>
         <w:rPr>
           <w:rFonts w:ascii="Times New Roman" w:hAnsi="Times New Roman" w:cs="Times New Roman"/>
+          <w:b/>
+          <w:bCs/>
           <w:sz w:val="24"/>
           <w:szCs w:val="24"/>
         </w:rPr>
@@ -2510,13 +4471,17 @@
         <w:jc w:val="both"/>
         <w:rPr>
           <w:rFonts w:ascii="Times New Roman" w:hAnsi="Times New Roman" w:cs="Times New Roman"/>
-          <w:sz w:val="24"/>
-          <w:szCs w:val="24"/>
-        </w:rPr>
-      </w:pPr>
-      <w:r>
-        <w:rPr>
-          <w:rFonts w:ascii="Times New Roman" w:hAnsi="Times New Roman" w:cs="Times New Roman"/>
+          <w:b/>
+          <w:bCs/>
+          <w:sz w:val="24"/>
+          <w:szCs w:val="24"/>
+        </w:rPr>
+      </w:pPr>
+      <w:r>
+        <w:rPr>
+          <w:rFonts w:ascii="Times New Roman" w:hAnsi="Times New Roman" w:cs="Times New Roman"/>
+          <w:b/>
+          <w:bCs/>
           <w:sz w:val="24"/>
           <w:szCs w:val="24"/>
         </w:rPr>
@@ -2795,14 +4760,18 @@
         <w:jc w:val="both"/>
         <w:rPr>
           <w:rFonts w:ascii="Times New Roman" w:hAnsi="Times New Roman" w:cs="Times New Roman"/>
-          <w:sz w:val="24"/>
-          <w:szCs w:val="24"/>
-        </w:rPr>
-      </w:pPr>
-      <w:proofErr w:type="spellStart"/>
-      <w:r>
-        <w:rPr>
-          <w:rFonts w:ascii="Times New Roman" w:hAnsi="Times New Roman" w:cs="Times New Roman"/>
+          <w:b/>
+          <w:bCs/>
+          <w:sz w:val="24"/>
+          <w:szCs w:val="24"/>
+        </w:rPr>
+      </w:pPr>
+      <w:proofErr w:type="spellStart"/>
+      <w:r>
+        <w:rPr>
+          <w:rFonts w:ascii="Times New Roman" w:hAnsi="Times New Roman" w:cs="Times New Roman"/>
+          <w:b/>
+          <w:bCs/>
           <w:sz w:val="24"/>
           <w:szCs w:val="24"/>
         </w:rPr>
@@ -2812,15 +4781,19 @@
       <w:r>
         <w:rPr>
           <w:rFonts w:ascii="Times New Roman" w:hAnsi="Times New Roman" w:cs="Times New Roman"/>
-          <w:sz w:val="24"/>
-          <w:szCs w:val="24"/>
-        </w:rPr>
-        <w:t xml:space="preserve"> </w:t>
-      </w:r>
-      <w:proofErr w:type="spellStart"/>
-      <w:r>
-        <w:rPr>
-          <w:rFonts w:ascii="Times New Roman" w:hAnsi="Times New Roman" w:cs="Times New Roman"/>
+          <w:b/>
+          <w:bCs/>
+          <w:sz w:val="24"/>
+          <w:szCs w:val="24"/>
+        </w:rPr>
+        <w:t xml:space="preserve"> </w:t>
+      </w:r>
+      <w:proofErr w:type="spellStart"/>
+      <w:r>
+        <w:rPr>
+          <w:rFonts w:ascii="Times New Roman" w:hAnsi="Times New Roman" w:cs="Times New Roman"/>
+          <w:b/>
+          <w:bCs/>
           <w:sz w:val="24"/>
           <w:szCs w:val="24"/>
         </w:rPr>
@@ -3833,8 +5806,18 @@
                 <w:sz w:val="24"/>
                 <w:szCs w:val="24"/>
               </w:rPr>
-              <w:t xml:space="preserve"> informasi</w:t>
-            </w:r>
+              <w:t xml:space="preserve"> </w:t>
+            </w:r>
+            <w:proofErr w:type="spellStart"/>
+            <w:r>
+              <w:rPr>
+                <w:rFonts w:ascii="Times New Roman" w:hAnsi="Times New Roman" w:cs="Times New Roman"/>
+                <w:sz w:val="24"/>
+                <w:szCs w:val="24"/>
+              </w:rPr>
+              <w:t>informasi</w:t>
+            </w:r>
+            <w:proofErr w:type="spellEnd"/>
           </w:p>
         </w:tc>
       </w:tr>
@@ -4172,13 +6155,17 @@
         <w:jc w:val="both"/>
         <w:rPr>
           <w:rFonts w:ascii="Times New Roman" w:hAnsi="Times New Roman" w:cs="Times New Roman"/>
-          <w:sz w:val="24"/>
-          <w:szCs w:val="24"/>
-        </w:rPr>
-      </w:pPr>
-      <w:r>
-        <w:rPr>
-          <w:rFonts w:ascii="Times New Roman" w:hAnsi="Times New Roman" w:cs="Times New Roman"/>
+          <w:b/>
+          <w:bCs/>
+          <w:sz w:val="24"/>
+          <w:szCs w:val="24"/>
+        </w:rPr>
+      </w:pPr>
+      <w:r>
+        <w:rPr>
+          <w:rFonts w:ascii="Times New Roman" w:hAnsi="Times New Roman" w:cs="Times New Roman"/>
+          <w:b/>
+          <w:bCs/>
           <w:sz w:val="24"/>
           <w:szCs w:val="24"/>
         </w:rPr>
@@ -4188,6 +6175,8 @@
       <w:r>
         <w:rPr>
           <w:rFonts w:ascii="Times New Roman" w:hAnsi="Times New Roman" w:cs="Times New Roman"/>
+          <w:b/>
+          <w:bCs/>
           <w:sz w:val="24"/>
           <w:szCs w:val="24"/>
         </w:rPr>
@@ -4891,14 +6880,18 @@
         <w:jc w:val="both"/>
         <w:rPr>
           <w:rFonts w:ascii="Times New Roman" w:hAnsi="Times New Roman" w:cs="Times New Roman"/>
-          <w:sz w:val="24"/>
-          <w:szCs w:val="24"/>
-        </w:rPr>
-      </w:pPr>
-      <w:proofErr w:type="spellStart"/>
-      <w:r>
-        <w:rPr>
-          <w:rFonts w:ascii="Times New Roman" w:hAnsi="Times New Roman" w:cs="Times New Roman"/>
+          <w:b/>
+          <w:bCs/>
+          <w:sz w:val="24"/>
+          <w:szCs w:val="24"/>
+        </w:rPr>
+      </w:pPr>
+      <w:proofErr w:type="spellStart"/>
+      <w:r>
+        <w:rPr>
+          <w:rFonts w:ascii="Times New Roman" w:hAnsi="Times New Roman" w:cs="Times New Roman"/>
+          <w:b/>
+          <w:bCs/>
           <w:sz w:val="24"/>
           <w:szCs w:val="24"/>
         </w:rPr>
@@ -4908,15 +6901,19 @@
       <w:r>
         <w:rPr>
           <w:rFonts w:ascii="Times New Roman" w:hAnsi="Times New Roman" w:cs="Times New Roman"/>
-          <w:sz w:val="24"/>
-          <w:szCs w:val="24"/>
-        </w:rPr>
-        <w:t xml:space="preserve"> </w:t>
-      </w:r>
-      <w:proofErr w:type="spellStart"/>
-      <w:r>
-        <w:rPr>
-          <w:rFonts w:ascii="Times New Roman" w:hAnsi="Times New Roman" w:cs="Times New Roman"/>
+          <w:b/>
+          <w:bCs/>
+          <w:sz w:val="24"/>
+          <w:szCs w:val="24"/>
+        </w:rPr>
+        <w:t xml:space="preserve"> </w:t>
+      </w:r>
+      <w:proofErr w:type="spellStart"/>
+      <w:r>
+        <w:rPr>
+          <w:rFonts w:ascii="Times New Roman" w:hAnsi="Times New Roman" w:cs="Times New Roman"/>
+          <w:b/>
+          <w:bCs/>
           <w:sz w:val="24"/>
           <w:szCs w:val="24"/>
         </w:rPr>
@@ -4959,14 +6956,18 @@
         <w:jc w:val="both"/>
         <w:rPr>
           <w:rFonts w:ascii="Times New Roman" w:hAnsi="Times New Roman" w:cs="Times New Roman"/>
-          <w:sz w:val="24"/>
-          <w:szCs w:val="24"/>
-        </w:rPr>
-      </w:pPr>
-      <w:proofErr w:type="spellStart"/>
-      <w:r>
-        <w:rPr>
-          <w:rFonts w:ascii="Times New Roman" w:hAnsi="Times New Roman" w:cs="Times New Roman"/>
+          <w:b/>
+          <w:bCs/>
+          <w:sz w:val="24"/>
+          <w:szCs w:val="24"/>
+        </w:rPr>
+      </w:pPr>
+      <w:proofErr w:type="spellStart"/>
+      <w:r>
+        <w:rPr>
+          <w:rFonts w:ascii="Times New Roman" w:hAnsi="Times New Roman" w:cs="Times New Roman"/>
+          <w:b/>
+          <w:bCs/>
           <w:sz w:val="24"/>
           <w:szCs w:val="24"/>
         </w:rPr>
@@ -4976,15 +6977,19 @@
       <w:r>
         <w:rPr>
           <w:rFonts w:ascii="Times New Roman" w:hAnsi="Times New Roman" w:cs="Times New Roman"/>
-          <w:sz w:val="24"/>
-          <w:szCs w:val="24"/>
-        </w:rPr>
-        <w:t xml:space="preserve"> </w:t>
-      </w:r>
-      <w:proofErr w:type="spellStart"/>
-      <w:r>
-        <w:rPr>
-          <w:rFonts w:ascii="Times New Roman" w:hAnsi="Times New Roman" w:cs="Times New Roman"/>
+          <w:b/>
+          <w:bCs/>
+          <w:sz w:val="24"/>
+          <w:szCs w:val="24"/>
+        </w:rPr>
+        <w:t xml:space="preserve"> </w:t>
+      </w:r>
+      <w:proofErr w:type="spellStart"/>
+      <w:r>
+        <w:rPr>
+          <w:rFonts w:ascii="Times New Roman" w:hAnsi="Times New Roman" w:cs="Times New Roman"/>
+          <w:b/>
+          <w:bCs/>
           <w:sz w:val="24"/>
           <w:szCs w:val="24"/>
         </w:rPr>
@@ -4994,15 +6999,19 @@
       <w:r>
         <w:rPr>
           <w:rFonts w:ascii="Times New Roman" w:hAnsi="Times New Roman" w:cs="Times New Roman"/>
-          <w:sz w:val="24"/>
-          <w:szCs w:val="24"/>
-        </w:rPr>
-        <w:t xml:space="preserve"> </w:t>
-      </w:r>
-      <w:proofErr w:type="spellStart"/>
-      <w:r>
-        <w:rPr>
-          <w:rFonts w:ascii="Times New Roman" w:hAnsi="Times New Roman" w:cs="Times New Roman"/>
+          <w:b/>
+          <w:bCs/>
+          <w:sz w:val="24"/>
+          <w:szCs w:val="24"/>
+        </w:rPr>
+        <w:t xml:space="preserve"> </w:t>
+      </w:r>
+      <w:proofErr w:type="spellStart"/>
+      <w:r>
+        <w:rPr>
+          <w:rFonts w:ascii="Times New Roman" w:hAnsi="Times New Roman" w:cs="Times New Roman"/>
+          <w:b/>
+          <w:bCs/>
           <w:sz w:val="24"/>
           <w:szCs w:val="24"/>
         </w:rPr>
@@ -5012,6 +7021,8 @@
       <w:r>
         <w:rPr>
           <w:rFonts w:ascii="Times New Roman" w:hAnsi="Times New Roman" w:cs="Times New Roman"/>
+          <w:b/>
+          <w:bCs/>
           <w:sz w:val="24"/>
           <w:szCs w:val="24"/>
         </w:rPr>
@@ -6400,14 +8411,18 @@
         <w:jc w:val="both"/>
         <w:rPr>
           <w:rFonts w:ascii="Times New Roman" w:hAnsi="Times New Roman" w:cs="Times New Roman"/>
-          <w:sz w:val="24"/>
-          <w:szCs w:val="24"/>
-        </w:rPr>
-      </w:pPr>
-      <w:proofErr w:type="spellStart"/>
-      <w:r>
-        <w:rPr>
-          <w:rFonts w:ascii="Times New Roman" w:hAnsi="Times New Roman" w:cs="Times New Roman"/>
+          <w:b/>
+          <w:bCs/>
+          <w:sz w:val="24"/>
+          <w:szCs w:val="24"/>
+        </w:rPr>
+      </w:pPr>
+      <w:proofErr w:type="spellStart"/>
+      <w:r>
+        <w:rPr>
+          <w:rFonts w:ascii="Times New Roman" w:hAnsi="Times New Roman" w:cs="Times New Roman"/>
+          <w:b/>
+          <w:bCs/>
           <w:sz w:val="24"/>
           <w:szCs w:val="24"/>
         </w:rPr>
@@ -6417,15 +8432,19 @@
       <w:r>
         <w:rPr>
           <w:rFonts w:ascii="Times New Roman" w:hAnsi="Times New Roman" w:cs="Times New Roman"/>
-          <w:sz w:val="24"/>
-          <w:szCs w:val="24"/>
-        </w:rPr>
-        <w:t xml:space="preserve"> </w:t>
-      </w:r>
-      <w:proofErr w:type="spellStart"/>
-      <w:r>
-        <w:rPr>
-          <w:rFonts w:ascii="Times New Roman" w:hAnsi="Times New Roman" w:cs="Times New Roman"/>
+          <w:b/>
+          <w:bCs/>
+          <w:sz w:val="24"/>
+          <w:szCs w:val="24"/>
+        </w:rPr>
+        <w:t xml:space="preserve"> </w:t>
+      </w:r>
+      <w:proofErr w:type="spellStart"/>
+      <w:r>
+        <w:rPr>
+          <w:rFonts w:ascii="Times New Roman" w:hAnsi="Times New Roman" w:cs="Times New Roman"/>
+          <w:b/>
+          <w:bCs/>
           <w:sz w:val="24"/>
           <w:szCs w:val="24"/>
         </w:rPr>
@@ -6435,15 +8454,19 @@
       <w:r>
         <w:rPr>
           <w:rFonts w:ascii="Times New Roman" w:hAnsi="Times New Roman" w:cs="Times New Roman"/>
-          <w:sz w:val="24"/>
-          <w:szCs w:val="24"/>
-        </w:rPr>
-        <w:t xml:space="preserve"> </w:t>
-      </w:r>
-      <w:proofErr w:type="spellStart"/>
-      <w:r>
-        <w:rPr>
-          <w:rFonts w:ascii="Times New Roman" w:hAnsi="Times New Roman" w:cs="Times New Roman"/>
+          <w:b/>
+          <w:bCs/>
+          <w:sz w:val="24"/>
+          <w:szCs w:val="24"/>
+        </w:rPr>
+        <w:t xml:space="preserve"> </w:t>
+      </w:r>
+      <w:proofErr w:type="spellStart"/>
+      <w:r>
+        <w:rPr>
+          <w:rFonts w:ascii="Times New Roman" w:hAnsi="Times New Roman" w:cs="Times New Roman"/>
+          <w:b/>
+          <w:bCs/>
           <w:sz w:val="24"/>
           <w:szCs w:val="24"/>
         </w:rPr>
@@ -6453,6 +8476,8 @@
       <w:r>
         <w:rPr>
           <w:rFonts w:ascii="Times New Roman" w:hAnsi="Times New Roman" w:cs="Times New Roman"/>
+          <w:b/>
+          <w:bCs/>
           <w:sz w:val="24"/>
           <w:szCs w:val="24"/>
         </w:rPr>
@@ -6669,15 +8694,7 @@
                 <w:sz w:val="24"/>
                 <w:szCs w:val="24"/>
               </w:rPr>
-              <w:t>0</w:t>
-            </w:r>
-            <w:r>
-              <w:rPr>
-                <w:rFonts w:ascii="Times New Roman" w:hAnsi="Times New Roman" w:cs="Times New Roman"/>
-                <w:sz w:val="24"/>
-                <w:szCs w:val="24"/>
-              </w:rPr>
-              <w:t>%</w:t>
+              <w:t>0%</w:t>
             </w:r>
           </w:p>
         </w:tc>
@@ -6705,15 +8722,7 @@
                 <w:sz w:val="24"/>
                 <w:szCs w:val="24"/>
               </w:rPr>
-              <w:t>Semester</w:t>
-            </w:r>
-            <w:r>
-              <w:rPr>
-                <w:rFonts w:ascii="Times New Roman" w:hAnsi="Times New Roman" w:cs="Times New Roman"/>
-                <w:sz w:val="24"/>
-                <w:szCs w:val="24"/>
-              </w:rPr>
-              <w:t xml:space="preserve"> 4</w:t>
+              <w:t>Semester 4</w:t>
             </w:r>
           </w:p>
         </w:tc>
@@ -6833,15 +8842,7 @@
                 <w:sz w:val="24"/>
                 <w:szCs w:val="24"/>
               </w:rPr>
-              <w:t>Semester</w:t>
-            </w:r>
-            <w:r>
-              <w:rPr>
-                <w:rFonts w:ascii="Times New Roman" w:hAnsi="Times New Roman" w:cs="Times New Roman"/>
-                <w:sz w:val="24"/>
-                <w:szCs w:val="24"/>
-              </w:rPr>
-              <w:t xml:space="preserve"> 6</w:t>
+              <w:t>Semester 6</w:t>
             </w:r>
           </w:p>
         </w:tc>
@@ -6937,15 +8938,7 @@
                 <w:sz w:val="24"/>
                 <w:szCs w:val="24"/>
               </w:rPr>
-              <w:t>Semester</w:t>
-            </w:r>
-            <w:r>
-              <w:rPr>
-                <w:rFonts w:ascii="Times New Roman" w:hAnsi="Times New Roman" w:cs="Times New Roman"/>
-                <w:sz w:val="24"/>
-                <w:szCs w:val="24"/>
-              </w:rPr>
-              <w:t xml:space="preserve"> 8</w:t>
+              <w:t>Semester 8</w:t>
             </w:r>
           </w:p>
         </w:tc>
@@ -6997,15 +8990,7 @@
                 <w:sz w:val="24"/>
                 <w:szCs w:val="24"/>
               </w:rPr>
-              <w:t>0</w:t>
-            </w:r>
-            <w:r>
-              <w:rPr>
-                <w:rFonts w:ascii="Times New Roman" w:hAnsi="Times New Roman" w:cs="Times New Roman"/>
-                <w:sz w:val="24"/>
-                <w:szCs w:val="24"/>
-              </w:rPr>
-              <w:t>%</w:t>
+              <w:t>0%</w:t>
             </w:r>
           </w:p>
         </w:tc>
@@ -7033,15 +9018,7 @@
                 <w:sz w:val="24"/>
                 <w:szCs w:val="24"/>
               </w:rPr>
-              <w:t>Semester</w:t>
-            </w:r>
-            <w:r>
-              <w:rPr>
-                <w:rFonts w:ascii="Times New Roman" w:hAnsi="Times New Roman" w:cs="Times New Roman"/>
-                <w:sz w:val="24"/>
-                <w:szCs w:val="24"/>
-              </w:rPr>
-              <w:t xml:space="preserve"> 10</w:t>
+              <w:t>Semester 10</w:t>
             </w:r>
           </w:p>
         </w:tc>
@@ -7093,15 +9070,7 @@
                 <w:sz w:val="24"/>
                 <w:szCs w:val="24"/>
               </w:rPr>
-              <w:t>0</w:t>
-            </w:r>
-            <w:r>
-              <w:rPr>
-                <w:rFonts w:ascii="Times New Roman" w:hAnsi="Times New Roman" w:cs="Times New Roman"/>
-                <w:sz w:val="24"/>
-                <w:szCs w:val="24"/>
-              </w:rPr>
-              <w:t>%</w:t>
+              <w:t>0%</w:t>
             </w:r>
           </w:p>
         </w:tc>
@@ -9059,13 +11028,17 @@
         <w:jc w:val="both"/>
         <w:rPr>
           <w:rFonts w:ascii="Times New Roman" w:hAnsi="Times New Roman" w:cs="Times New Roman"/>
-          <w:sz w:val="24"/>
-          <w:szCs w:val="24"/>
-        </w:rPr>
-      </w:pPr>
-      <w:r>
-        <w:rPr>
-          <w:rFonts w:ascii="Times New Roman" w:hAnsi="Times New Roman" w:cs="Times New Roman"/>
+          <w:b/>
+          <w:bCs/>
+          <w:sz w:val="24"/>
+          <w:szCs w:val="24"/>
+        </w:rPr>
+      </w:pPr>
+      <w:r>
+        <w:rPr>
+          <w:rFonts w:ascii="Times New Roman" w:hAnsi="Times New Roman" w:cs="Times New Roman"/>
+          <w:b/>
+          <w:bCs/>
           <w:sz w:val="24"/>
           <w:szCs w:val="24"/>
         </w:rPr>
@@ -9074,6 +11047,8 @@
       <w:r>
         <w:rPr>
           <w:rFonts w:ascii="Times New Roman" w:hAnsi="Times New Roman" w:cs="Times New Roman"/>
+          <w:b/>
+          <w:bCs/>
           <w:sz w:val="24"/>
           <w:szCs w:val="24"/>
         </w:rPr>
@@ -9082,6 +11057,8 @@
       <w:r>
         <w:rPr>
           <w:rFonts w:ascii="Times New Roman" w:hAnsi="Times New Roman" w:cs="Times New Roman"/>
+          <w:b/>
+          <w:bCs/>
           <w:sz w:val="24"/>
           <w:szCs w:val="24"/>
         </w:rPr>
@@ -9090,6 +11067,8 @@
       <w:r>
         <w:rPr>
           <w:rFonts w:ascii="Times New Roman" w:hAnsi="Times New Roman" w:cs="Times New Roman"/>
+          <w:b/>
+          <w:bCs/>
           <w:sz w:val="24"/>
           <w:szCs w:val="24"/>
         </w:rPr>
@@ -9949,13 +11928,7 @@
                 <w:rPr>
                   <w:rFonts w:ascii="Cambria Math" w:hAnsi="Cambria Math"/>
                 </w:rPr>
-                <m:t>15</m:t>
-              </m:r>
-              <m:r>
-                <w:rPr>
-                  <w:rFonts w:ascii="Cambria Math" w:hAnsi="Cambria Math"/>
-                </w:rPr>
-                <m:t xml:space="preserve"> </m:t>
+                <m:t xml:space="preserve">15 </m:t>
               </m:r>
             </m:num>
             <m:den>
@@ -11119,11 +13092,15 @@
         </w:numPr>
         <w:jc w:val="both"/>
         <w:rPr>
+          <w:b/>
+          <w:bCs/>
           <w:lang w:val="sv-SE"/>
         </w:rPr>
       </w:pPr>
       <w:r>
         <w:rPr>
+          <w:b/>
+          <w:bCs/>
           <w:lang w:val="sv-SE"/>
         </w:rPr>
         <w:t>Weighted Estimation</w:t>
@@ -12140,15 +14117,7 @@
                   <w:sz w:val="24"/>
                   <w:szCs w:val="24"/>
                 </w:rPr>
-                <m:t>w</m:t>
-              </m:r>
-              <m:r>
-                <w:rPr>
-                  <w:rFonts w:ascii="Cambria Math" w:hAnsi="Cambria Math" w:cs="Times New Roman"/>
-                  <w:sz w:val="24"/>
-                  <w:szCs w:val="24"/>
-                </w:rPr>
-                <m:t>,Y1</m:t>
+                <m:t>w,Y1</m:t>
               </m:r>
             </m:sub>
           </m:sSub>
@@ -12375,15 +14344,7 @@
                 <w:bCs/>
                 <w:lang w:val="sv-SE"/>
               </w:rPr>
-              <w:t>Weighted Estimation</w:t>
-            </w:r>
-            <w:r>
-              <w:rPr>
-                <w:b/>
-                <w:bCs/>
-                <w:lang w:val="sv-SE"/>
-              </w:rPr>
-              <w:t xml:space="preserve"> </w:t>
+              <w:t xml:space="preserve">Weighted Estimation </w:t>
             </w:r>
           </w:p>
         </w:tc>
@@ -13379,14 +15340,18 @@
         <w:jc w:val="both"/>
         <w:rPr>
           <w:rFonts w:ascii="Times New Roman" w:hAnsi="Times New Roman" w:cs="Times New Roman"/>
-          <w:sz w:val="24"/>
-          <w:szCs w:val="24"/>
-        </w:rPr>
-      </w:pPr>
-      <w:proofErr w:type="spellStart"/>
-      <w:r>
-        <w:rPr>
-          <w:rFonts w:ascii="Times New Roman" w:hAnsi="Times New Roman" w:cs="Times New Roman"/>
+          <w:b/>
+          <w:bCs/>
+          <w:sz w:val="24"/>
+          <w:szCs w:val="24"/>
+        </w:rPr>
+      </w:pPr>
+      <w:proofErr w:type="spellStart"/>
+      <w:r>
+        <w:rPr>
+          <w:rFonts w:ascii="Times New Roman" w:hAnsi="Times New Roman" w:cs="Times New Roman"/>
+          <w:b/>
+          <w:bCs/>
           <w:sz w:val="24"/>
           <w:szCs w:val="24"/>
         </w:rPr>
@@ -13396,15 +15361,19 @@
       <w:r>
         <w:rPr>
           <w:rFonts w:ascii="Times New Roman" w:hAnsi="Times New Roman" w:cs="Times New Roman"/>
-          <w:sz w:val="24"/>
-          <w:szCs w:val="24"/>
-        </w:rPr>
-        <w:t xml:space="preserve"> </w:t>
-      </w:r>
-      <w:proofErr w:type="spellStart"/>
-      <w:r>
-        <w:rPr>
-          <w:rFonts w:ascii="Times New Roman" w:hAnsi="Times New Roman" w:cs="Times New Roman"/>
+          <w:b/>
+          <w:bCs/>
+          <w:sz w:val="24"/>
+          <w:szCs w:val="24"/>
+        </w:rPr>
+        <w:t xml:space="preserve"> </w:t>
+      </w:r>
+      <w:proofErr w:type="spellStart"/>
+      <w:r>
+        <w:rPr>
+          <w:rFonts w:ascii="Times New Roman" w:hAnsi="Times New Roman" w:cs="Times New Roman"/>
+          <w:b/>
+          <w:bCs/>
           <w:sz w:val="24"/>
           <w:szCs w:val="24"/>
         </w:rPr>
@@ -13414,6 +15383,8 @@
       <w:r>
         <w:rPr>
           <w:rFonts w:ascii="Times New Roman" w:hAnsi="Times New Roman" w:cs="Times New Roman"/>
+          <w:b/>
+          <w:bCs/>
           <w:sz w:val="24"/>
           <w:szCs w:val="24"/>
         </w:rPr>
@@ -14958,20 +16929,1026 @@
           <w:sz w:val="28"/>
           <w:szCs w:val="28"/>
         </w:rPr>
-        <w:t>KESIMPULAN</w:t>
+        <w:t>PENUTUP</w:t>
       </w:r>
     </w:p>
     <w:p>
       <w:pPr>
-        <w:jc w:val="center"/>
+        <w:pStyle w:val="ListParagraph"/>
+        <w:numPr>
+          <w:ilvl w:val="0"/>
+          <w:numId w:val="12"/>
+        </w:numPr>
+        <w:spacing w:line="360" w:lineRule="auto"/>
+        <w:jc w:val="both"/>
         <w:rPr>
           <w:rFonts w:ascii="Times New Roman" w:hAnsi="Times New Roman" w:cs="Times New Roman"/>
           <w:b/>
           <w:bCs/>
-          <w:sz w:val="28"/>
-          <w:szCs w:val="28"/>
-        </w:rPr>
-      </w:pPr>
+          <w:sz w:val="24"/>
+          <w:szCs w:val="24"/>
+        </w:rPr>
+      </w:pPr>
+      <w:r>
+        <w:rPr>
+          <w:rFonts w:ascii="Times New Roman" w:hAnsi="Times New Roman" w:cs="Times New Roman"/>
+          <w:b/>
+          <w:bCs/>
+          <w:sz w:val="24"/>
+          <w:szCs w:val="24"/>
+        </w:rPr>
+        <w:t>Kesimpulan</w:t>
+      </w:r>
+    </w:p>
+    <w:p>
+      <w:pPr>
+        <w:pStyle w:val="ListParagraph"/>
+        <w:spacing w:line="360" w:lineRule="auto"/>
+        <w:jc w:val="both"/>
+        <w:rPr>
+          <w:rFonts w:ascii="Times New Roman" w:hAnsi="Times New Roman" w:cs="Times New Roman"/>
+          <w:sz w:val="24"/>
+          <w:szCs w:val="24"/>
+        </w:rPr>
+      </w:pPr>
+      <w:r>
+        <w:rPr>
+          <w:rFonts w:ascii="Times New Roman" w:hAnsi="Times New Roman" w:cs="Times New Roman"/>
+          <w:sz w:val="24"/>
+          <w:szCs w:val="24"/>
+        </w:rPr>
+        <w:t xml:space="preserve">Dari </w:t>
+      </w:r>
+      <w:proofErr w:type="spellStart"/>
+      <w:r>
+        <w:rPr>
+          <w:rFonts w:ascii="Times New Roman" w:hAnsi="Times New Roman" w:cs="Times New Roman"/>
+          <w:sz w:val="24"/>
+          <w:szCs w:val="24"/>
+        </w:rPr>
+        <w:t>hasil</w:t>
+      </w:r>
+      <w:proofErr w:type="spellEnd"/>
+      <w:r>
+        <w:rPr>
+          <w:rFonts w:ascii="Times New Roman" w:hAnsi="Times New Roman" w:cs="Times New Roman"/>
+          <w:sz w:val="24"/>
+          <w:szCs w:val="24"/>
+        </w:rPr>
+        <w:t xml:space="preserve"> </w:t>
+      </w:r>
+      <w:proofErr w:type="spellStart"/>
+      <w:r>
+        <w:rPr>
+          <w:rFonts w:ascii="Times New Roman" w:hAnsi="Times New Roman" w:cs="Times New Roman"/>
+          <w:sz w:val="24"/>
+          <w:szCs w:val="24"/>
+        </w:rPr>
+        <w:t>analisis</w:t>
+      </w:r>
+      <w:proofErr w:type="spellEnd"/>
+      <w:r>
+        <w:rPr>
+          <w:rFonts w:ascii="Times New Roman" w:hAnsi="Times New Roman" w:cs="Times New Roman"/>
+          <w:sz w:val="24"/>
+          <w:szCs w:val="24"/>
+        </w:rPr>
+        <w:t xml:space="preserve"> yang </w:t>
+      </w:r>
+      <w:proofErr w:type="spellStart"/>
+      <w:r>
+        <w:rPr>
+          <w:rFonts w:ascii="Times New Roman" w:hAnsi="Times New Roman" w:cs="Times New Roman"/>
+          <w:sz w:val="24"/>
+          <w:szCs w:val="24"/>
+        </w:rPr>
+        <w:t>telah</w:t>
+      </w:r>
+      <w:proofErr w:type="spellEnd"/>
+      <w:r>
+        <w:rPr>
+          <w:rFonts w:ascii="Times New Roman" w:hAnsi="Times New Roman" w:cs="Times New Roman"/>
+          <w:sz w:val="24"/>
+          <w:szCs w:val="24"/>
+        </w:rPr>
+        <w:t xml:space="preserve"> </w:t>
+      </w:r>
+      <w:proofErr w:type="spellStart"/>
+      <w:r>
+        <w:rPr>
+          <w:rFonts w:ascii="Times New Roman" w:hAnsi="Times New Roman" w:cs="Times New Roman"/>
+          <w:sz w:val="24"/>
+          <w:szCs w:val="24"/>
+        </w:rPr>
+        <w:t>dilakukan</w:t>
+      </w:r>
+      <w:proofErr w:type="spellEnd"/>
+      <w:r>
+        <w:rPr>
+          <w:rFonts w:ascii="Times New Roman" w:hAnsi="Times New Roman" w:cs="Times New Roman"/>
+          <w:sz w:val="24"/>
+          <w:szCs w:val="24"/>
+        </w:rPr>
+        <w:t xml:space="preserve"> </w:t>
+      </w:r>
+      <w:proofErr w:type="spellStart"/>
+      <w:r>
+        <w:rPr>
+          <w:rFonts w:ascii="Times New Roman" w:hAnsi="Times New Roman" w:cs="Times New Roman"/>
+          <w:sz w:val="24"/>
+          <w:szCs w:val="24"/>
+        </w:rPr>
+        <w:t>terhadap</w:t>
+      </w:r>
+      <w:proofErr w:type="spellEnd"/>
+      <w:r>
+        <w:rPr>
+          <w:rFonts w:ascii="Times New Roman" w:hAnsi="Times New Roman" w:cs="Times New Roman"/>
+          <w:sz w:val="24"/>
+          <w:szCs w:val="24"/>
+        </w:rPr>
+        <w:t xml:space="preserve"> 36 </w:t>
+      </w:r>
+      <w:proofErr w:type="spellStart"/>
+      <w:r>
+        <w:rPr>
+          <w:rFonts w:ascii="Times New Roman" w:hAnsi="Times New Roman" w:cs="Times New Roman"/>
+          <w:sz w:val="24"/>
+          <w:szCs w:val="24"/>
+        </w:rPr>
+        <w:t>mahasiswa</w:t>
+      </w:r>
+      <w:proofErr w:type="spellEnd"/>
+      <w:r>
+        <w:rPr>
+          <w:rFonts w:ascii="Times New Roman" w:hAnsi="Times New Roman" w:cs="Times New Roman"/>
+          <w:sz w:val="24"/>
+          <w:szCs w:val="24"/>
+        </w:rPr>
+        <w:t xml:space="preserve"> FMIPA Universitas </w:t>
+      </w:r>
+      <w:proofErr w:type="spellStart"/>
+      <w:r>
+        <w:rPr>
+          <w:rFonts w:ascii="Times New Roman" w:hAnsi="Times New Roman" w:cs="Times New Roman"/>
+          <w:sz w:val="24"/>
+          <w:szCs w:val="24"/>
+        </w:rPr>
+        <w:t>Mataram</w:t>
+      </w:r>
+      <w:proofErr w:type="spellEnd"/>
+      <w:r>
+        <w:rPr>
+          <w:rFonts w:ascii="Times New Roman" w:hAnsi="Times New Roman" w:cs="Times New Roman"/>
+          <w:sz w:val="24"/>
+          <w:szCs w:val="24"/>
+        </w:rPr>
+        <w:t xml:space="preserve">, </w:t>
+      </w:r>
+      <w:proofErr w:type="spellStart"/>
+      <w:r>
+        <w:rPr>
+          <w:rFonts w:ascii="Times New Roman" w:hAnsi="Times New Roman" w:cs="Times New Roman"/>
+          <w:sz w:val="24"/>
+          <w:szCs w:val="24"/>
+        </w:rPr>
+        <w:t>tingkat</w:t>
+      </w:r>
+      <w:proofErr w:type="spellEnd"/>
+      <w:r>
+        <w:rPr>
+          <w:rFonts w:ascii="Times New Roman" w:hAnsi="Times New Roman" w:cs="Times New Roman"/>
+          <w:sz w:val="24"/>
+          <w:szCs w:val="24"/>
+        </w:rPr>
+        <w:t xml:space="preserve"> </w:t>
+      </w:r>
+      <w:proofErr w:type="spellStart"/>
+      <w:r>
+        <w:rPr>
+          <w:rFonts w:ascii="Times New Roman" w:hAnsi="Times New Roman" w:cs="Times New Roman"/>
+          <w:sz w:val="24"/>
+          <w:szCs w:val="24"/>
+        </w:rPr>
+        <w:t>kepuasan</w:t>
+      </w:r>
+      <w:proofErr w:type="spellEnd"/>
+      <w:r>
+        <w:rPr>
+          <w:rFonts w:ascii="Times New Roman" w:hAnsi="Times New Roman" w:cs="Times New Roman"/>
+          <w:sz w:val="24"/>
+          <w:szCs w:val="24"/>
+        </w:rPr>
+        <w:t xml:space="preserve"> </w:t>
+      </w:r>
+      <w:proofErr w:type="spellStart"/>
+      <w:r>
+        <w:rPr>
+          <w:rFonts w:ascii="Times New Roman" w:hAnsi="Times New Roman" w:cs="Times New Roman"/>
+          <w:sz w:val="24"/>
+          <w:szCs w:val="24"/>
+        </w:rPr>
+        <w:t>mahasiswa</w:t>
+      </w:r>
+      <w:proofErr w:type="spellEnd"/>
+      <w:r>
+        <w:rPr>
+          <w:rFonts w:ascii="Times New Roman" w:hAnsi="Times New Roman" w:cs="Times New Roman"/>
+          <w:sz w:val="24"/>
+          <w:szCs w:val="24"/>
+        </w:rPr>
+        <w:t xml:space="preserve"> </w:t>
+      </w:r>
+      <w:proofErr w:type="spellStart"/>
+      <w:r>
+        <w:rPr>
+          <w:rFonts w:ascii="Times New Roman" w:hAnsi="Times New Roman" w:cs="Times New Roman"/>
+          <w:sz w:val="24"/>
+          <w:szCs w:val="24"/>
+        </w:rPr>
+        <w:t>terhadap</w:t>
+      </w:r>
+      <w:proofErr w:type="spellEnd"/>
+      <w:r>
+        <w:rPr>
+          <w:rFonts w:ascii="Times New Roman" w:hAnsi="Times New Roman" w:cs="Times New Roman"/>
+          <w:sz w:val="24"/>
+          <w:szCs w:val="24"/>
+        </w:rPr>
+        <w:t xml:space="preserve"> website </w:t>
+      </w:r>
+      <w:proofErr w:type="spellStart"/>
+      <w:r>
+        <w:rPr>
+          <w:rFonts w:ascii="Times New Roman" w:hAnsi="Times New Roman" w:cs="Times New Roman"/>
+          <w:sz w:val="24"/>
+          <w:szCs w:val="24"/>
+        </w:rPr>
+        <w:t>Berajah</w:t>
+      </w:r>
+      <w:proofErr w:type="spellEnd"/>
+      <w:r>
+        <w:rPr>
+          <w:rFonts w:ascii="Times New Roman" w:hAnsi="Times New Roman" w:cs="Times New Roman"/>
+          <w:sz w:val="24"/>
+          <w:szCs w:val="24"/>
+        </w:rPr>
+        <w:t xml:space="preserve"> </w:t>
+      </w:r>
+      <w:proofErr w:type="spellStart"/>
+      <w:r>
+        <w:rPr>
+          <w:rFonts w:ascii="Times New Roman" w:hAnsi="Times New Roman" w:cs="Times New Roman"/>
+          <w:sz w:val="24"/>
+          <w:szCs w:val="24"/>
+        </w:rPr>
+        <w:t>sebagai</w:t>
+      </w:r>
+      <w:proofErr w:type="spellEnd"/>
+      <w:r>
+        <w:rPr>
+          <w:rFonts w:ascii="Times New Roman" w:hAnsi="Times New Roman" w:cs="Times New Roman"/>
+          <w:sz w:val="24"/>
+          <w:szCs w:val="24"/>
+        </w:rPr>
+        <w:t xml:space="preserve"> media </w:t>
+      </w:r>
+      <w:proofErr w:type="spellStart"/>
+      <w:r>
+        <w:rPr>
+          <w:rFonts w:ascii="Times New Roman" w:hAnsi="Times New Roman" w:cs="Times New Roman"/>
+          <w:sz w:val="24"/>
+          <w:szCs w:val="24"/>
+        </w:rPr>
+        <w:t>pembelajaran</w:t>
+      </w:r>
+      <w:proofErr w:type="spellEnd"/>
+      <w:r>
+        <w:rPr>
+          <w:rFonts w:ascii="Times New Roman" w:hAnsi="Times New Roman" w:cs="Times New Roman"/>
+          <w:sz w:val="24"/>
+          <w:szCs w:val="24"/>
+        </w:rPr>
+        <w:t xml:space="preserve"> </w:t>
+      </w:r>
+      <w:proofErr w:type="spellStart"/>
+      <w:r>
+        <w:rPr>
+          <w:rFonts w:ascii="Times New Roman" w:hAnsi="Times New Roman" w:cs="Times New Roman"/>
+          <w:sz w:val="24"/>
+          <w:szCs w:val="24"/>
+        </w:rPr>
+        <w:t>tergolong</w:t>
+      </w:r>
+      <w:proofErr w:type="spellEnd"/>
+      <w:r>
+        <w:rPr>
+          <w:rFonts w:ascii="Times New Roman" w:hAnsi="Times New Roman" w:cs="Times New Roman"/>
+          <w:sz w:val="24"/>
+          <w:szCs w:val="24"/>
+        </w:rPr>
+        <w:t xml:space="preserve"> </w:t>
+      </w:r>
+      <w:proofErr w:type="spellStart"/>
+      <w:r>
+        <w:rPr>
+          <w:rFonts w:ascii="Times New Roman" w:hAnsi="Times New Roman" w:cs="Times New Roman"/>
+          <w:sz w:val="24"/>
+          <w:szCs w:val="24"/>
+        </w:rPr>
+        <w:t>cukup</w:t>
+      </w:r>
+      <w:proofErr w:type="spellEnd"/>
+      <w:r>
+        <w:rPr>
+          <w:rFonts w:ascii="Times New Roman" w:hAnsi="Times New Roman" w:cs="Times New Roman"/>
+          <w:sz w:val="24"/>
+          <w:szCs w:val="24"/>
+        </w:rPr>
+        <w:t xml:space="preserve"> </w:t>
+      </w:r>
+      <w:proofErr w:type="spellStart"/>
+      <w:r>
+        <w:rPr>
+          <w:rFonts w:ascii="Times New Roman" w:hAnsi="Times New Roman" w:cs="Times New Roman"/>
+          <w:sz w:val="24"/>
+          <w:szCs w:val="24"/>
+        </w:rPr>
+        <w:t>baik</w:t>
+      </w:r>
+      <w:proofErr w:type="spellEnd"/>
+      <w:r>
+        <w:rPr>
+          <w:rFonts w:ascii="Times New Roman" w:hAnsi="Times New Roman" w:cs="Times New Roman"/>
+          <w:sz w:val="24"/>
+          <w:szCs w:val="24"/>
+        </w:rPr>
+        <w:t xml:space="preserve">. Hasil weighted estimation </w:t>
+      </w:r>
+      <w:proofErr w:type="spellStart"/>
+      <w:r>
+        <w:rPr>
+          <w:rFonts w:ascii="Times New Roman" w:hAnsi="Times New Roman" w:cs="Times New Roman"/>
+          <w:sz w:val="24"/>
+          <w:szCs w:val="24"/>
+        </w:rPr>
+        <w:t>menunjukkan</w:t>
+      </w:r>
+      <w:proofErr w:type="spellEnd"/>
+      <w:r>
+        <w:rPr>
+          <w:rFonts w:ascii="Times New Roman" w:hAnsi="Times New Roman" w:cs="Times New Roman"/>
+          <w:sz w:val="24"/>
+          <w:szCs w:val="24"/>
+        </w:rPr>
+        <w:t xml:space="preserve"> </w:t>
+      </w:r>
+      <w:proofErr w:type="spellStart"/>
+      <w:r>
+        <w:rPr>
+          <w:rFonts w:ascii="Times New Roman" w:hAnsi="Times New Roman" w:cs="Times New Roman"/>
+          <w:sz w:val="24"/>
+          <w:szCs w:val="24"/>
+        </w:rPr>
+        <w:t>bahwa</w:t>
+      </w:r>
+      <w:proofErr w:type="spellEnd"/>
+      <w:r>
+        <w:rPr>
+          <w:rFonts w:ascii="Times New Roman" w:hAnsi="Times New Roman" w:cs="Times New Roman"/>
+          <w:sz w:val="24"/>
+          <w:szCs w:val="24"/>
+        </w:rPr>
+        <w:t xml:space="preserve"> </w:t>
+      </w:r>
+      <w:proofErr w:type="spellStart"/>
+      <w:r>
+        <w:rPr>
+          <w:rFonts w:ascii="Times New Roman" w:hAnsi="Times New Roman" w:cs="Times New Roman"/>
+          <w:sz w:val="24"/>
+          <w:szCs w:val="24"/>
+        </w:rPr>
+        <w:t>indikator</w:t>
+      </w:r>
+      <w:proofErr w:type="spellEnd"/>
+      <w:r>
+        <w:rPr>
+          <w:rFonts w:ascii="Times New Roman" w:hAnsi="Times New Roman" w:cs="Times New Roman"/>
+          <w:sz w:val="24"/>
+          <w:szCs w:val="24"/>
+        </w:rPr>
+        <w:t xml:space="preserve"> </w:t>
+      </w:r>
+      <w:proofErr w:type="spellStart"/>
+      <w:r>
+        <w:rPr>
+          <w:rFonts w:ascii="Times New Roman" w:hAnsi="Times New Roman" w:cs="Times New Roman"/>
+          <w:sz w:val="24"/>
+          <w:szCs w:val="24"/>
+        </w:rPr>
+        <w:t>dengan</w:t>
+      </w:r>
+      <w:proofErr w:type="spellEnd"/>
+      <w:r>
+        <w:rPr>
+          <w:rFonts w:ascii="Times New Roman" w:hAnsi="Times New Roman" w:cs="Times New Roman"/>
+          <w:sz w:val="24"/>
+          <w:szCs w:val="24"/>
+        </w:rPr>
+        <w:t xml:space="preserve"> </w:t>
+      </w:r>
+      <w:proofErr w:type="spellStart"/>
+      <w:r>
+        <w:rPr>
+          <w:rFonts w:ascii="Times New Roman" w:hAnsi="Times New Roman" w:cs="Times New Roman"/>
+          <w:sz w:val="24"/>
+          <w:szCs w:val="24"/>
+        </w:rPr>
+        <w:t>tingkat</w:t>
+      </w:r>
+      <w:proofErr w:type="spellEnd"/>
+      <w:r>
+        <w:rPr>
+          <w:rFonts w:ascii="Times New Roman" w:hAnsi="Times New Roman" w:cs="Times New Roman"/>
+          <w:sz w:val="24"/>
+          <w:szCs w:val="24"/>
+        </w:rPr>
+        <w:t xml:space="preserve"> </w:t>
+      </w:r>
+      <w:proofErr w:type="spellStart"/>
+      <w:r>
+        <w:rPr>
+          <w:rFonts w:ascii="Times New Roman" w:hAnsi="Times New Roman" w:cs="Times New Roman"/>
+          <w:sz w:val="24"/>
+          <w:szCs w:val="24"/>
+        </w:rPr>
+        <w:t>kepuasan</w:t>
+      </w:r>
+      <w:proofErr w:type="spellEnd"/>
+      <w:r>
+        <w:rPr>
+          <w:rFonts w:ascii="Times New Roman" w:hAnsi="Times New Roman" w:cs="Times New Roman"/>
+          <w:sz w:val="24"/>
+          <w:szCs w:val="24"/>
+        </w:rPr>
+        <w:t xml:space="preserve"> </w:t>
+      </w:r>
+      <w:proofErr w:type="spellStart"/>
+      <w:r>
+        <w:rPr>
+          <w:rFonts w:ascii="Times New Roman" w:hAnsi="Times New Roman" w:cs="Times New Roman"/>
+          <w:sz w:val="24"/>
+          <w:szCs w:val="24"/>
+        </w:rPr>
+        <w:t>tertinggi</w:t>
+      </w:r>
+      <w:proofErr w:type="spellEnd"/>
+      <w:r>
+        <w:rPr>
+          <w:rFonts w:ascii="Times New Roman" w:hAnsi="Times New Roman" w:cs="Times New Roman"/>
+          <w:sz w:val="24"/>
+          <w:szCs w:val="24"/>
+        </w:rPr>
+        <w:t xml:space="preserve"> </w:t>
+      </w:r>
+      <w:proofErr w:type="spellStart"/>
+      <w:r>
+        <w:rPr>
+          <w:rFonts w:ascii="Times New Roman" w:hAnsi="Times New Roman" w:cs="Times New Roman"/>
+          <w:sz w:val="24"/>
+          <w:szCs w:val="24"/>
+        </w:rPr>
+        <w:t>adalah</w:t>
+      </w:r>
+      <w:proofErr w:type="spellEnd"/>
+      <w:r>
+        <w:rPr>
+          <w:rFonts w:ascii="Times New Roman" w:hAnsi="Times New Roman" w:cs="Times New Roman"/>
+          <w:sz w:val="24"/>
+          <w:szCs w:val="24"/>
+        </w:rPr>
+        <w:t xml:space="preserve"> </w:t>
+      </w:r>
+      <w:proofErr w:type="spellStart"/>
+      <w:r>
+        <w:rPr>
+          <w:rFonts w:ascii="Times New Roman" w:hAnsi="Times New Roman" w:cs="Times New Roman"/>
+          <w:sz w:val="24"/>
+          <w:szCs w:val="24"/>
+        </w:rPr>
+        <w:t>kemudahan</w:t>
+      </w:r>
+      <w:proofErr w:type="spellEnd"/>
+      <w:r>
+        <w:rPr>
+          <w:rFonts w:ascii="Times New Roman" w:hAnsi="Times New Roman" w:cs="Times New Roman"/>
+          <w:sz w:val="24"/>
+          <w:szCs w:val="24"/>
+        </w:rPr>
+        <w:t xml:space="preserve"> </w:t>
+      </w:r>
+      <w:proofErr w:type="spellStart"/>
+      <w:r>
+        <w:rPr>
+          <w:rFonts w:ascii="Times New Roman" w:hAnsi="Times New Roman" w:cs="Times New Roman"/>
+          <w:sz w:val="24"/>
+          <w:szCs w:val="24"/>
+        </w:rPr>
+        <w:t>mengakses</w:t>
+      </w:r>
+      <w:proofErr w:type="spellEnd"/>
+      <w:r>
+        <w:rPr>
+          <w:rFonts w:ascii="Times New Roman" w:hAnsi="Times New Roman" w:cs="Times New Roman"/>
+          <w:sz w:val="24"/>
+          <w:szCs w:val="24"/>
+        </w:rPr>
+        <w:t xml:space="preserve"> </w:t>
+      </w:r>
+      <w:proofErr w:type="spellStart"/>
+      <w:r>
+        <w:rPr>
+          <w:rFonts w:ascii="Times New Roman" w:hAnsi="Times New Roman" w:cs="Times New Roman"/>
+          <w:sz w:val="24"/>
+          <w:szCs w:val="24"/>
+        </w:rPr>
+        <w:t>materi</w:t>
+      </w:r>
+      <w:proofErr w:type="spellEnd"/>
+      <w:r>
+        <w:rPr>
+          <w:rFonts w:ascii="Times New Roman" w:hAnsi="Times New Roman" w:cs="Times New Roman"/>
+          <w:sz w:val="24"/>
+          <w:szCs w:val="24"/>
+        </w:rPr>
+        <w:t xml:space="preserve"> </w:t>
+      </w:r>
+      <w:proofErr w:type="spellStart"/>
+      <w:r>
+        <w:rPr>
+          <w:rFonts w:ascii="Times New Roman" w:hAnsi="Times New Roman" w:cs="Times New Roman"/>
+          <w:sz w:val="24"/>
+          <w:szCs w:val="24"/>
+        </w:rPr>
+        <w:t>perkuliahan</w:t>
+      </w:r>
+      <w:proofErr w:type="spellEnd"/>
+      <w:r>
+        <w:rPr>
+          <w:rFonts w:ascii="Times New Roman" w:hAnsi="Times New Roman" w:cs="Times New Roman"/>
+          <w:sz w:val="24"/>
+          <w:szCs w:val="24"/>
+        </w:rPr>
+        <w:t xml:space="preserve"> (Y3) </w:t>
+      </w:r>
+      <w:proofErr w:type="spellStart"/>
+      <w:r>
+        <w:rPr>
+          <w:rFonts w:ascii="Times New Roman" w:hAnsi="Times New Roman" w:cs="Times New Roman"/>
+          <w:sz w:val="24"/>
+          <w:szCs w:val="24"/>
+        </w:rPr>
+        <w:t>sebesar</w:t>
+      </w:r>
+      <w:proofErr w:type="spellEnd"/>
+      <w:r>
+        <w:rPr>
+          <w:rFonts w:ascii="Times New Roman" w:hAnsi="Times New Roman" w:cs="Times New Roman"/>
+          <w:sz w:val="24"/>
+          <w:szCs w:val="24"/>
+        </w:rPr>
+        <w:t xml:space="preserve"> 70,1%, </w:t>
+      </w:r>
+      <w:proofErr w:type="spellStart"/>
+      <w:r>
+        <w:rPr>
+          <w:rFonts w:ascii="Times New Roman" w:hAnsi="Times New Roman" w:cs="Times New Roman"/>
+          <w:sz w:val="24"/>
+          <w:szCs w:val="24"/>
+        </w:rPr>
+        <w:t>sedangkan</w:t>
+      </w:r>
+      <w:proofErr w:type="spellEnd"/>
+      <w:r>
+        <w:rPr>
+          <w:rFonts w:ascii="Times New Roman" w:hAnsi="Times New Roman" w:cs="Times New Roman"/>
+          <w:sz w:val="24"/>
+          <w:szCs w:val="24"/>
+        </w:rPr>
+        <w:t xml:space="preserve"> yang </w:t>
+      </w:r>
+      <w:proofErr w:type="spellStart"/>
+      <w:r>
+        <w:rPr>
+          <w:rFonts w:ascii="Times New Roman" w:hAnsi="Times New Roman" w:cs="Times New Roman"/>
+          <w:sz w:val="24"/>
+          <w:szCs w:val="24"/>
+        </w:rPr>
+        <w:t>terendah</w:t>
+      </w:r>
+      <w:proofErr w:type="spellEnd"/>
+      <w:r>
+        <w:rPr>
+          <w:rFonts w:ascii="Times New Roman" w:hAnsi="Times New Roman" w:cs="Times New Roman"/>
+          <w:sz w:val="24"/>
+          <w:szCs w:val="24"/>
+        </w:rPr>
+        <w:t xml:space="preserve"> </w:t>
+      </w:r>
+      <w:proofErr w:type="spellStart"/>
+      <w:r>
+        <w:rPr>
+          <w:rFonts w:ascii="Times New Roman" w:hAnsi="Times New Roman" w:cs="Times New Roman"/>
+          <w:sz w:val="24"/>
+          <w:szCs w:val="24"/>
+        </w:rPr>
+        <w:t>adalah</w:t>
+      </w:r>
+      <w:proofErr w:type="spellEnd"/>
+      <w:r>
+        <w:rPr>
+          <w:rFonts w:ascii="Times New Roman" w:hAnsi="Times New Roman" w:cs="Times New Roman"/>
+          <w:sz w:val="24"/>
+          <w:szCs w:val="24"/>
+        </w:rPr>
+        <w:t xml:space="preserve"> </w:t>
+      </w:r>
+      <w:proofErr w:type="spellStart"/>
+      <w:r>
+        <w:rPr>
+          <w:rFonts w:ascii="Times New Roman" w:hAnsi="Times New Roman" w:cs="Times New Roman"/>
+          <w:sz w:val="24"/>
+          <w:szCs w:val="24"/>
+        </w:rPr>
+        <w:t>kestabilan</w:t>
+      </w:r>
+      <w:proofErr w:type="spellEnd"/>
+      <w:r>
+        <w:rPr>
+          <w:rFonts w:ascii="Times New Roman" w:hAnsi="Times New Roman" w:cs="Times New Roman"/>
+          <w:sz w:val="24"/>
+          <w:szCs w:val="24"/>
+        </w:rPr>
+        <w:t xml:space="preserve"> website (Y7) </w:t>
+      </w:r>
+      <w:proofErr w:type="spellStart"/>
+      <w:r>
+        <w:rPr>
+          <w:rFonts w:ascii="Times New Roman" w:hAnsi="Times New Roman" w:cs="Times New Roman"/>
+          <w:sz w:val="24"/>
+          <w:szCs w:val="24"/>
+        </w:rPr>
+        <w:t>sebesar</w:t>
+      </w:r>
+      <w:proofErr w:type="spellEnd"/>
+      <w:r>
+        <w:rPr>
+          <w:rFonts w:ascii="Times New Roman" w:hAnsi="Times New Roman" w:cs="Times New Roman"/>
+          <w:sz w:val="24"/>
+          <w:szCs w:val="24"/>
+        </w:rPr>
+        <w:t xml:space="preserve"> 27,0%. </w:t>
+      </w:r>
+      <w:proofErr w:type="spellStart"/>
+      <w:r>
+        <w:rPr>
+          <w:rFonts w:ascii="Times New Roman" w:hAnsi="Times New Roman" w:cs="Times New Roman"/>
+          <w:sz w:val="24"/>
+          <w:szCs w:val="24"/>
+        </w:rPr>
+        <w:t>Secara</w:t>
+      </w:r>
+      <w:proofErr w:type="spellEnd"/>
+      <w:r>
+        <w:rPr>
+          <w:rFonts w:ascii="Times New Roman" w:hAnsi="Times New Roman" w:cs="Times New Roman"/>
+          <w:sz w:val="24"/>
+          <w:szCs w:val="24"/>
+        </w:rPr>
+        <w:t xml:space="preserve"> </w:t>
+      </w:r>
+      <w:proofErr w:type="spellStart"/>
+      <w:r>
+        <w:rPr>
+          <w:rFonts w:ascii="Times New Roman" w:hAnsi="Times New Roman" w:cs="Times New Roman"/>
+          <w:sz w:val="24"/>
+          <w:szCs w:val="24"/>
+        </w:rPr>
+        <w:t>umum</w:t>
+      </w:r>
+      <w:proofErr w:type="spellEnd"/>
+      <w:r>
+        <w:rPr>
+          <w:rFonts w:ascii="Times New Roman" w:hAnsi="Times New Roman" w:cs="Times New Roman"/>
+          <w:sz w:val="24"/>
+          <w:szCs w:val="24"/>
+        </w:rPr>
+        <w:t xml:space="preserve">, rata-rata weighted estimation </w:t>
+      </w:r>
+      <w:proofErr w:type="spellStart"/>
+      <w:r>
+        <w:rPr>
+          <w:rFonts w:ascii="Times New Roman" w:hAnsi="Times New Roman" w:cs="Times New Roman"/>
+          <w:sz w:val="24"/>
+          <w:szCs w:val="24"/>
+        </w:rPr>
+        <w:t>sebesar</w:t>
+      </w:r>
+      <w:proofErr w:type="spellEnd"/>
+      <w:r>
+        <w:rPr>
+          <w:rFonts w:ascii="Times New Roman" w:hAnsi="Times New Roman" w:cs="Times New Roman"/>
+          <w:sz w:val="24"/>
+          <w:szCs w:val="24"/>
+        </w:rPr>
+        <w:t xml:space="preserve"> 53,0% </w:t>
+      </w:r>
+      <w:proofErr w:type="spellStart"/>
+      <w:r>
+        <w:rPr>
+          <w:rFonts w:ascii="Times New Roman" w:hAnsi="Times New Roman" w:cs="Times New Roman"/>
+          <w:sz w:val="24"/>
+          <w:szCs w:val="24"/>
+        </w:rPr>
+        <w:t>menunjukkan</w:t>
+      </w:r>
+      <w:proofErr w:type="spellEnd"/>
+      <w:r>
+        <w:rPr>
+          <w:rFonts w:ascii="Times New Roman" w:hAnsi="Times New Roman" w:cs="Times New Roman"/>
+          <w:sz w:val="24"/>
+          <w:szCs w:val="24"/>
+        </w:rPr>
+        <w:t xml:space="preserve"> </w:t>
+      </w:r>
+      <w:proofErr w:type="spellStart"/>
+      <w:r>
+        <w:rPr>
+          <w:rFonts w:ascii="Times New Roman" w:hAnsi="Times New Roman" w:cs="Times New Roman"/>
+          <w:sz w:val="24"/>
+          <w:szCs w:val="24"/>
+        </w:rPr>
+        <w:t>bahwa</w:t>
+      </w:r>
+      <w:proofErr w:type="spellEnd"/>
+      <w:r>
+        <w:rPr>
+          <w:rFonts w:ascii="Times New Roman" w:hAnsi="Times New Roman" w:cs="Times New Roman"/>
+          <w:sz w:val="24"/>
+          <w:szCs w:val="24"/>
+        </w:rPr>
+        <w:t xml:space="preserve"> </w:t>
+      </w:r>
+      <w:proofErr w:type="spellStart"/>
+      <w:r>
+        <w:rPr>
+          <w:rFonts w:ascii="Times New Roman" w:hAnsi="Times New Roman" w:cs="Times New Roman"/>
+          <w:sz w:val="24"/>
+          <w:szCs w:val="24"/>
+        </w:rPr>
+        <w:t>lebih</w:t>
+      </w:r>
+      <w:proofErr w:type="spellEnd"/>
+      <w:r>
+        <w:rPr>
+          <w:rFonts w:ascii="Times New Roman" w:hAnsi="Times New Roman" w:cs="Times New Roman"/>
+          <w:sz w:val="24"/>
+          <w:szCs w:val="24"/>
+        </w:rPr>
+        <w:t xml:space="preserve"> </w:t>
+      </w:r>
+      <w:proofErr w:type="spellStart"/>
+      <w:r>
+        <w:rPr>
+          <w:rFonts w:ascii="Times New Roman" w:hAnsi="Times New Roman" w:cs="Times New Roman"/>
+          <w:sz w:val="24"/>
+          <w:szCs w:val="24"/>
+        </w:rPr>
+        <w:t>dari</w:t>
+      </w:r>
+      <w:proofErr w:type="spellEnd"/>
+      <w:r>
+        <w:rPr>
+          <w:rFonts w:ascii="Times New Roman" w:hAnsi="Times New Roman" w:cs="Times New Roman"/>
+          <w:sz w:val="24"/>
+          <w:szCs w:val="24"/>
+        </w:rPr>
+        <w:t xml:space="preserve"> </w:t>
+      </w:r>
+      <w:proofErr w:type="spellStart"/>
+      <w:r>
+        <w:rPr>
+          <w:rFonts w:ascii="Times New Roman" w:hAnsi="Times New Roman" w:cs="Times New Roman"/>
+          <w:sz w:val="24"/>
+          <w:szCs w:val="24"/>
+        </w:rPr>
+        <w:t>separuh</w:t>
+      </w:r>
+      <w:proofErr w:type="spellEnd"/>
+      <w:r>
+        <w:rPr>
+          <w:rFonts w:ascii="Times New Roman" w:hAnsi="Times New Roman" w:cs="Times New Roman"/>
+          <w:sz w:val="24"/>
+          <w:szCs w:val="24"/>
+        </w:rPr>
+        <w:t xml:space="preserve"> </w:t>
+      </w:r>
+      <w:proofErr w:type="spellStart"/>
+      <w:r>
+        <w:rPr>
+          <w:rFonts w:ascii="Times New Roman" w:hAnsi="Times New Roman" w:cs="Times New Roman"/>
+          <w:sz w:val="24"/>
+          <w:szCs w:val="24"/>
+        </w:rPr>
+        <w:t>mahasiswa</w:t>
+      </w:r>
+      <w:proofErr w:type="spellEnd"/>
+      <w:r>
+        <w:rPr>
+          <w:rFonts w:ascii="Times New Roman" w:hAnsi="Times New Roman" w:cs="Times New Roman"/>
+          <w:sz w:val="24"/>
+          <w:szCs w:val="24"/>
+        </w:rPr>
+        <w:t xml:space="preserve"> </w:t>
+      </w:r>
+      <w:proofErr w:type="spellStart"/>
+      <w:r>
+        <w:rPr>
+          <w:rFonts w:ascii="Times New Roman" w:hAnsi="Times New Roman" w:cs="Times New Roman"/>
+          <w:sz w:val="24"/>
+          <w:szCs w:val="24"/>
+        </w:rPr>
+        <w:t>merasa</w:t>
+      </w:r>
+      <w:proofErr w:type="spellEnd"/>
+      <w:r>
+        <w:rPr>
+          <w:rFonts w:ascii="Times New Roman" w:hAnsi="Times New Roman" w:cs="Times New Roman"/>
+          <w:sz w:val="24"/>
+          <w:szCs w:val="24"/>
+        </w:rPr>
+        <w:t xml:space="preserve"> </w:t>
+      </w:r>
+      <w:proofErr w:type="spellStart"/>
+      <w:r>
+        <w:rPr>
+          <w:rFonts w:ascii="Times New Roman" w:hAnsi="Times New Roman" w:cs="Times New Roman"/>
+          <w:sz w:val="24"/>
+          <w:szCs w:val="24"/>
+        </w:rPr>
+        <w:t>puas</w:t>
+      </w:r>
+      <w:proofErr w:type="spellEnd"/>
+      <w:r>
+        <w:rPr>
+          <w:rFonts w:ascii="Times New Roman" w:hAnsi="Times New Roman" w:cs="Times New Roman"/>
+          <w:sz w:val="24"/>
+          <w:szCs w:val="24"/>
+        </w:rPr>
+        <w:t xml:space="preserve"> </w:t>
+      </w:r>
+      <w:proofErr w:type="spellStart"/>
+      <w:r>
+        <w:rPr>
+          <w:rFonts w:ascii="Times New Roman" w:hAnsi="Times New Roman" w:cs="Times New Roman"/>
+          <w:sz w:val="24"/>
+          <w:szCs w:val="24"/>
+        </w:rPr>
+        <w:t>terhadap</w:t>
+      </w:r>
+      <w:proofErr w:type="spellEnd"/>
+      <w:r>
+        <w:rPr>
+          <w:rFonts w:ascii="Times New Roman" w:hAnsi="Times New Roman" w:cs="Times New Roman"/>
+          <w:sz w:val="24"/>
+          <w:szCs w:val="24"/>
+        </w:rPr>
+        <w:t xml:space="preserve"> </w:t>
+      </w:r>
+      <w:proofErr w:type="spellStart"/>
+      <w:r>
+        <w:rPr>
+          <w:rFonts w:ascii="Times New Roman" w:hAnsi="Times New Roman" w:cs="Times New Roman"/>
+          <w:sz w:val="24"/>
+          <w:szCs w:val="24"/>
+        </w:rPr>
+        <w:t>penggunaan</w:t>
+      </w:r>
+      <w:proofErr w:type="spellEnd"/>
+      <w:r>
+        <w:rPr>
+          <w:rFonts w:ascii="Times New Roman" w:hAnsi="Times New Roman" w:cs="Times New Roman"/>
+          <w:sz w:val="24"/>
+          <w:szCs w:val="24"/>
+        </w:rPr>
+        <w:t xml:space="preserve"> website </w:t>
+      </w:r>
+      <w:proofErr w:type="spellStart"/>
+      <w:r>
+        <w:rPr>
+          <w:rFonts w:ascii="Times New Roman" w:hAnsi="Times New Roman" w:cs="Times New Roman"/>
+          <w:sz w:val="24"/>
+          <w:szCs w:val="24"/>
+        </w:rPr>
+        <w:t>Berajah</w:t>
+      </w:r>
+      <w:proofErr w:type="spellEnd"/>
+      <w:r>
+        <w:rPr>
+          <w:rFonts w:ascii="Times New Roman" w:hAnsi="Times New Roman" w:cs="Times New Roman"/>
+          <w:sz w:val="24"/>
+          <w:szCs w:val="24"/>
+        </w:rPr>
+        <w:t xml:space="preserve"> </w:t>
+      </w:r>
+      <w:proofErr w:type="spellStart"/>
+      <w:r>
+        <w:rPr>
+          <w:rFonts w:ascii="Times New Roman" w:hAnsi="Times New Roman" w:cs="Times New Roman"/>
+          <w:sz w:val="24"/>
+          <w:szCs w:val="24"/>
+        </w:rPr>
+        <w:t>sebagai</w:t>
+      </w:r>
+      <w:proofErr w:type="spellEnd"/>
+      <w:r>
+        <w:rPr>
+          <w:rFonts w:ascii="Times New Roman" w:hAnsi="Times New Roman" w:cs="Times New Roman"/>
+          <w:sz w:val="24"/>
+          <w:szCs w:val="24"/>
+        </w:rPr>
+        <w:t xml:space="preserve"> media </w:t>
+      </w:r>
+      <w:proofErr w:type="spellStart"/>
+      <w:r>
+        <w:rPr>
+          <w:rFonts w:ascii="Times New Roman" w:hAnsi="Times New Roman" w:cs="Times New Roman"/>
+          <w:sz w:val="24"/>
+          <w:szCs w:val="24"/>
+        </w:rPr>
+        <w:t>pembelajaran</w:t>
+      </w:r>
+      <w:proofErr w:type="spellEnd"/>
+      <w:r>
+        <w:rPr>
+          <w:rFonts w:ascii="Times New Roman" w:hAnsi="Times New Roman" w:cs="Times New Roman"/>
+          <w:sz w:val="24"/>
+          <w:szCs w:val="24"/>
+        </w:rPr>
+        <w:t>.</w:t>
+      </w:r>
+    </w:p>
+    <w:p>
+      <w:pPr>
+        <w:pStyle w:val="ListParagraph"/>
+        <w:numPr>
+          <w:ilvl w:val="0"/>
+          <w:numId w:val="12"/>
+        </w:numPr>
+        <w:spacing w:line="360" w:lineRule="auto"/>
+        <w:jc w:val="both"/>
+        <w:rPr>
+          <w:rFonts w:ascii="Times New Roman" w:hAnsi="Times New Roman" w:cs="Times New Roman"/>
+          <w:b/>
+          <w:bCs/>
+          <w:sz w:val="24"/>
+          <w:szCs w:val="24"/>
+          <w:lang w:val="sv-SE"/>
+        </w:rPr>
+      </w:pPr>
+      <w:r>
+        <w:rPr>
+          <w:rFonts w:ascii="Times New Roman" w:hAnsi="Times New Roman" w:cs="Times New Roman"/>
+          <w:b/>
+          <w:bCs/>
+          <w:sz w:val="24"/>
+          <w:szCs w:val="24"/>
+          <w:lang w:val="sv-SE"/>
+        </w:rPr>
+        <w:t>Saran</w:t>
+      </w:r>
+    </w:p>
+    <w:p>
+      <w:pPr>
+        <w:pStyle w:val="ListParagraph"/>
+        <w:spacing w:line="360" w:lineRule="auto"/>
+        <w:jc w:val="both"/>
+        <w:rPr>
+          <w:rFonts w:ascii="Times New Roman" w:hAnsi="Times New Roman" w:cs="Times New Roman"/>
+          <w:sz w:val="24"/>
+          <w:szCs w:val="24"/>
+          <w:lang w:val="sv-SE"/>
+        </w:rPr>
+      </w:pPr>
+      <w:r>
+        <w:rPr>
+          <w:rFonts w:ascii="Times New Roman" w:hAnsi="Times New Roman" w:cs="Times New Roman"/>
+          <w:sz w:val="24"/>
+          <w:szCs w:val="24"/>
+          <w:lang w:val="sv-SE"/>
+        </w:rPr>
+        <w:t>Berdasarkan hasil penelitian, pengelola website Berajah disarankan untuk meningkatkan kestabilan sistem karena aspek ini memperoleh tingkat kepuasan terendah. Selain itu, fitur yang sudah dinilai baik, seperti kemudahan mengakses materi dan mengunduh tugas, perlu dipertahankan. Untuk penelitian selanjutnya, disarankan menggunakan jumlah responden yang lebih banyak dan distribusi sampel yang lebih merata agar hasil penelitian lebih representatif.</w:t>
+      </w:r>
     </w:p>
     <w:sectPr>
       <w:pgSz w:w="11906" w:h="16838"/>
@@ -15609,13 +18586,13 @@
     </w:lvl>
   </w:abstractNum>
   <w:abstractNum w:abstractNumId="7" w15:restartNumberingAfterBreak="0">
-    <w:nsid w:val="6F1251C5"/>
+    <w:nsid w:val="384030B1"/>
     <w:multiLevelType w:val="hybridMultilevel"/>
-    <w:tmpl w:val="A32E9262"/>
-    <w:lvl w:ilvl="0" w:tplc="172C5756">
+    <w:tmpl w:val="2B48F46C"/>
+    <w:lvl w:ilvl="0" w:tplc="0ABE6F8C">
       <w:start w:val="1"/>
       <w:numFmt w:val="decimal"/>
-      <w:lvlText w:val="3.%1"/>
+      <w:lvlText w:val="4.%1"/>
       <w:lvlJc w:val="left"/>
       <w:pPr>
         <w:ind w:left="720" w:hanging="360"/>
@@ -15698,6 +18675,95 @@
     </w:lvl>
   </w:abstractNum>
   <w:abstractNum w:abstractNumId="8" w15:restartNumberingAfterBreak="0">
+    <w:nsid w:val="6F1251C5"/>
+    <w:multiLevelType w:val="hybridMultilevel"/>
+    <w:tmpl w:val="A32E9262"/>
+    <w:lvl w:ilvl="0" w:tplc="172C5756">
+      <w:start w:val="1"/>
+      <w:numFmt w:val="decimal"/>
+      <w:lvlText w:val="3.%1"/>
+      <w:lvlJc w:val="left"/>
+      <w:pPr>
+        <w:ind w:left="720" w:hanging="360"/>
+      </w:pPr>
+      <w:rPr>
+        <w:rFonts w:hint="default"/>
+      </w:rPr>
+    </w:lvl>
+    <w:lvl w:ilvl="1" w:tplc="38090019" w:tentative="1">
+      <w:start w:val="1"/>
+      <w:numFmt w:val="lowerLetter"/>
+      <w:lvlText w:val="%2."/>
+      <w:lvlJc w:val="left"/>
+      <w:pPr>
+        <w:ind w:left="1440" w:hanging="360"/>
+      </w:pPr>
+    </w:lvl>
+    <w:lvl w:ilvl="2" w:tplc="3809001B" w:tentative="1">
+      <w:start w:val="1"/>
+      <w:numFmt w:val="lowerRoman"/>
+      <w:lvlText w:val="%3."/>
+      <w:lvlJc w:val="right"/>
+      <w:pPr>
+        <w:ind w:left="2160" w:hanging="180"/>
+      </w:pPr>
+    </w:lvl>
+    <w:lvl w:ilvl="3" w:tplc="3809000F" w:tentative="1">
+      <w:start w:val="1"/>
+      <w:numFmt w:val="decimal"/>
+      <w:lvlText w:val="%4."/>
+      <w:lvlJc w:val="left"/>
+      <w:pPr>
+        <w:ind w:left="2880" w:hanging="360"/>
+      </w:pPr>
+    </w:lvl>
+    <w:lvl w:ilvl="4" w:tplc="38090019" w:tentative="1">
+      <w:start w:val="1"/>
+      <w:numFmt w:val="lowerLetter"/>
+      <w:lvlText w:val="%5."/>
+      <w:lvlJc w:val="left"/>
+      <w:pPr>
+        <w:ind w:left="3600" w:hanging="360"/>
+      </w:pPr>
+    </w:lvl>
+    <w:lvl w:ilvl="5" w:tplc="3809001B" w:tentative="1">
+      <w:start w:val="1"/>
+      <w:numFmt w:val="lowerRoman"/>
+      <w:lvlText w:val="%6."/>
+      <w:lvlJc w:val="right"/>
+      <w:pPr>
+        <w:ind w:left="4320" w:hanging="180"/>
+      </w:pPr>
+    </w:lvl>
+    <w:lvl w:ilvl="6" w:tplc="3809000F" w:tentative="1">
+      <w:start w:val="1"/>
+      <w:numFmt w:val="decimal"/>
+      <w:lvlText w:val="%7."/>
+      <w:lvlJc w:val="left"/>
+      <w:pPr>
+        <w:ind w:left="5040" w:hanging="360"/>
+      </w:pPr>
+    </w:lvl>
+    <w:lvl w:ilvl="7" w:tplc="38090019" w:tentative="1">
+      <w:start w:val="1"/>
+      <w:numFmt w:val="lowerLetter"/>
+      <w:lvlText w:val="%8."/>
+      <w:lvlJc w:val="left"/>
+      <w:pPr>
+        <w:ind w:left="5760" w:hanging="360"/>
+      </w:pPr>
+    </w:lvl>
+    <w:lvl w:ilvl="8" w:tplc="3809001B" w:tentative="1">
+      <w:start w:val="1"/>
+      <w:numFmt w:val="lowerRoman"/>
+      <w:lvlText w:val="%9."/>
+      <w:lvlJc w:val="right"/>
+      <w:pPr>
+        <w:ind w:left="6480" w:hanging="180"/>
+      </w:pPr>
+    </w:lvl>
+  </w:abstractNum>
+  <w:abstractNum w:abstractNumId="9" w15:restartNumberingAfterBreak="0">
     <w:nsid w:val="6F6E1B40"/>
     <w:multiLevelType w:val="hybridMultilevel"/>
     <w:tmpl w:val="3BA0C700"/>
@@ -15786,7 +18852,7 @@
       </w:pPr>
     </w:lvl>
   </w:abstractNum>
-  <w:abstractNum w:abstractNumId="9" w15:restartNumberingAfterBreak="0">
+  <w:abstractNum w:abstractNumId="10" w15:restartNumberingAfterBreak="0">
     <w:nsid w:val="76D477D7"/>
     <w:multiLevelType w:val="hybridMultilevel"/>
     <w:tmpl w:val="6F3483C6"/>
@@ -15875,7 +18941,7 @@
       </w:pPr>
     </w:lvl>
   </w:abstractNum>
-  <w:abstractNum w:abstractNumId="10" w15:restartNumberingAfterBreak="0">
+  <w:abstractNum w:abstractNumId="11" w15:restartNumberingAfterBreak="0">
     <w:nsid w:val="7D3E7CEE"/>
     <w:multiLevelType w:val="hybridMultilevel"/>
     <w:tmpl w:val="3DB498C2"/>
@@ -15974,13 +19040,13 @@
     <w:abstractNumId w:val="4"/>
   </w:num>
   <w:num w:numId="4" w16cid:durableId="1940722878">
-    <w:abstractNumId w:val="7"/>
+    <w:abstractNumId w:val="8"/>
   </w:num>
   <w:num w:numId="5" w16cid:durableId="1828983244">
-    <w:abstractNumId w:val="10"/>
+    <w:abstractNumId w:val="11"/>
   </w:num>
   <w:num w:numId="6" w16cid:durableId="1273633425">
-    <w:abstractNumId w:val="9"/>
+    <w:abstractNumId w:val="10"/>
   </w:num>
   <w:num w:numId="7" w16cid:durableId="2085293293">
     <w:abstractNumId w:val="5"/>
@@ -15992,10 +19058,13 @@
     <w:abstractNumId w:val="6"/>
   </w:num>
   <w:num w:numId="10" w16cid:durableId="224342796">
-    <w:abstractNumId w:val="8"/>
+    <w:abstractNumId w:val="9"/>
   </w:num>
   <w:num w:numId="11" w16cid:durableId="908808457">
     <w:abstractNumId w:val="0"/>
+  </w:num>
+  <w:num w:numId="12" w16cid:durableId="2005355679">
+    <w:abstractNumId w:val="7"/>
   </w:num>
 </w:numbering>
 </file>
